--- a/manual/可塑性记忆-使用手册-0.7.2.docx
+++ b/manual/可塑性记忆-使用手册-0.7.2.docx
@@ -5048,6 +5048,73 @@
                 <w:sz w:val="18"/>
               </w:rPr>
               <w:t>摘要失败后多久再试</w:t>
+            </w:r>
+          </w:p>
+        </w:tc>
+      </w:tr>
+    </w:tbl>
+    <w:p>
+      <w:pPr>
+        <w:spacing w:after="40"/>
+      </w:pPr>
+    </w:p>
+    <w:tbl>
+      <w:tblPr>
+        <w:tblW w:type="auto" w:w="0"/>
+        <w:jc w:val="center"/>
+        <w:tblLayout w:type="autofit"/>
+        <w:tblLook w:firstColumn="1" w:firstRow="1" w:lastColumn="0" w:lastRow="0" w:noHBand="0" w:noVBand="1" w:val="04A0"/>
+      </w:tblPr>
+      <w:tblGrid>
+        <w:gridCol w:w="9412"/>
+      </w:tblGrid>
+      <w:tr>
+        <w:trPr>
+          <w:cantSplit/>
+        </w:trPr>
+        <w:tc>
+          <w:tcPr>
+            <w:tcW w:type="dxa" w:w="9298"/>
+            <w:shd w:fill="EAF6F8"/>
+            <w:tcMar>
+              <w:top w:w="140" w:type="dxa"/>
+              <w:bottom w:w="140" w:type="dxa"/>
+              <w:left w:w="180" w:type="dxa"/>
+              <w:right w:w="180" w:type="dxa"/>
+            </w:tcMar>
+            <w:tcBorders>
+              <w:top w:val="single" w:sz="4" w:color="7FD6E6"/>
+              <w:left w:val="single" w:sz="18" w:color="7FD6E6"/>
+              <w:bottom w:val="single" w:sz="4" w:color="7FD6E6"/>
+              <w:right w:val="single" w:sz="4" w:color="7FD6E6"/>
+            </w:tcBorders>
+          </w:tcPr>
+          <w:p>
+            <w:pPr>
+              <w:spacing w:after="40"/>
+            </w:pPr>
+            <w:r>
+              <w:rPr>
+                <w:rFonts w:ascii="Microsoft YaHei" w:hAnsi="Microsoft YaHei" w:eastAsia="Microsoft YaHei"/>
+                <w:b/>
+                <w:color w:val="0E5A68"/>
+                <w:sz w:val="21"/>
+              </w:rPr>
+              <w:t>低信息量摘要</w:t>
+            </w:r>
+          </w:p>
+          <w:p>
+            <w:pPr>
+              <w:spacing w:after="0" w:line="348" w:lineRule="auto"/>
+            </w:pPr>
+            <w:r>
+              <w:rPr>
+                <w:rFonts w:ascii="Microsoft YaHei" w:hAnsi="Microsoft YaHei" w:eastAsia="Microsoft YaHei"/>
+                <w:b w:val="0"/>
+                <w:color w:val="24343A"/>
+                <w:sz w:val="19"/>
+              </w:rPr>
+              <w:t>整段都是「嗯/哈/？？」这类短闲聊时，桥接不调用模型，只写一条“仅覆盖”摘要挡住更早的原文，省掉这次 token；模型生成但没有事实、话头或人物的摘要会标成“低信息量”，同样不进 prompt，但在页面上还能看到和删除。</w:t>
             </w:r>
           </w:p>
         </w:tc>

--- a/manual/可塑性记忆-使用手册-0.7.2.docx
+++ b/manual/可塑性记忆-使用手册-0.7.2.docx
@@ -4435,7 +4435,7 @@
           <w:color w:val="24343A"/>
           <w:sz w:val="21"/>
         </w:rPr>
-        <w:t>一次摘要最多读 400 条、提示词上限 12000 字符，约 9–12k token；自动摘要大约每 40 轮一次，摊到每轮约 250–300 token。摘要失败后会按 summaryRetryMinutes（默认 30 分钟）退避，不会反复重试。</w:t>
+        <w:t>一次摘要最多读 400 条、提示词上限 12000 字符，约 9–12k token；自动摘要大约每 40 轮一次，摊到每轮约 250–300 token。摘要失败后会按 summaryRetryMinutes（默认 30 分钟）退避，不会反复重试。生成前还会取这个聊天最相关的 5 条长期记忆，facts 只写记忆里没有的新事实，避免同一件事在 prompt 里出现两遍。</w:t>
       </w:r>
     </w:p>
     <w:tbl>

--- a/manual/可塑性记忆-使用手册-0.7.2.docx
+++ b/manual/可塑性记忆-使用手册-0.7.2.docx
@@ -2177,6 +2177,105 @@
           <w:sz w:val="21"/>
         </w:rPr>
         <w:t>在 DSH 里安装插件并重启一次。</w:t>
+      </w:r>
+    </w:p>
+    <w:p>
+      <w:pPr>
+        <w:spacing w:before="0" w:after="120" w:line="360" w:lineRule="auto"/>
+      </w:pPr>
+      <w:r>
+        <w:rPr>
+          <w:rFonts w:ascii="Microsoft YaHei" w:hAnsi="Microsoft YaHei" w:eastAsia="Microsoft YaHei"/>
+          <w:b w:val="0"/>
+          <w:i w:val="0"/>
+          <w:color w:val="24343A"/>
+          <w:sz w:val="21"/>
+        </w:rPr>
+        <w:t>装完插件不等于所有功能都能用。原文层和摘要层需要给桥接打一次补丁；不打补丁，控制台「会话上下文」会是空的，「生成摘要」也会失败。在插件目录执行：</w:t>
+      </w:r>
+    </w:p>
+    <w:tbl>
+      <w:tblPr>
+        <w:tblW w:type="auto" w:w="0"/>
+        <w:jc w:val="center"/>
+        <w:tblLayout w:type="autofit"/>
+        <w:tblLook w:firstColumn="1" w:firstRow="1" w:lastColumn="0" w:lastRow="0" w:noHBand="0" w:noVBand="1" w:val="04A0"/>
+      </w:tblPr>
+      <w:tblGrid>
+        <w:gridCol w:w="9412"/>
+      </w:tblGrid>
+      <w:tr>
+        <w:trPr>
+          <w:cantSplit/>
+        </w:trPr>
+        <w:tc>
+          <w:tcPr>
+            <w:tcW w:type="dxa" w:w="9298"/>
+            <w:shd w:fill="FFF6E6"/>
+            <w:tcMar>
+              <w:top w:w="140" w:type="dxa"/>
+              <w:bottom w:w="140" w:type="dxa"/>
+              <w:left w:w="180" w:type="dxa"/>
+              <w:right w:w="180" w:type="dxa"/>
+            </w:tcMar>
+            <w:tcBorders>
+              <w:top w:val="single" w:sz="4" w:color="E0B25E"/>
+              <w:left w:val="single" w:sz="18" w:color="E0B25E"/>
+              <w:bottom w:val="single" w:sz="4" w:color="E0B25E"/>
+              <w:right w:val="single" w:sz="4" w:color="E0B25E"/>
+            </w:tcBorders>
+          </w:tcPr>
+          <w:p>
+            <w:pPr>
+              <w:spacing w:after="40"/>
+            </w:pPr>
+            <w:r>
+              <w:rPr>
+                <w:rFonts w:ascii="Microsoft YaHei" w:hAnsi="Microsoft YaHei" w:eastAsia="Microsoft YaHei"/>
+                <w:b/>
+                <w:color w:val="B57A1F"/>
+                <w:sz w:val="21"/>
+              </w:rPr>
+              <w:t>给桥接打补丁</w:t>
+            </w:r>
+          </w:p>
+          <w:p>
+            <w:pPr>
+              <w:spacing w:after="0" w:line="348" w:lineRule="auto"/>
+            </w:pPr>
+            <w:r>
+              <w:rPr>
+                <w:rFonts w:ascii="Microsoft YaHei" w:hAnsi="Microsoft YaHei" w:eastAsia="Microsoft YaHei"/>
+                <w:b w:val="0"/>
+                <w:color w:val="24343A"/>
+                <w:sz w:val="19"/>
+              </w:rPr>
+              <w:t>node bridge/install.mjs --target %USERPROFILE%\.dsh\qq-bridge --check</w:t>
+              <w:br/>
+              <w:t>node bridge/install.mjs --target %USERPROFILE%\.dsh\qq-bridge --apply</w:t>
+            </w:r>
+          </w:p>
+        </w:tc>
+      </w:tr>
+    </w:tbl>
+    <w:p>
+      <w:pPr>
+        <w:spacing w:after="40"/>
+      </w:pPr>
+    </w:p>
+    <w:p>
+      <w:pPr>
+        <w:spacing w:before="0" w:after="120" w:line="360" w:lineRule="auto"/>
+      </w:pPr>
+      <w:r>
+        <w:rPr>
+          <w:rFonts w:ascii="Microsoft YaHei" w:hAnsi="Microsoft YaHei" w:eastAsia="Microsoft YaHei"/>
+          <w:b w:val="0"/>
+          <w:i w:val="0"/>
+          <w:color w:val="24343A"/>
+          <w:sz w:val="21"/>
+        </w:rPr>
+        <w:t>--check 报 incompatible 就不要 --apply，先看升级说明。打完补丁重启桥接。主动联系和催睡还需要带 owner-contact 的桥接补丁，当前发布包不包含这段桥接改动；控制台会在缺能力时给出提示。</w:t>
       </w:r>
     </w:p>
     <w:p>

--- a/manual/可塑性记忆-使用手册-0.7.2.docx
+++ b/manual/可塑性记忆-使用手册-0.7.2.docx
@@ -2275,7 +2275,7 @@
           <w:color w:val="24343A"/>
           <w:sz w:val="21"/>
         </w:rPr>
-        <w:t>--check 报 incompatible 就不要 --apply，先看升级说明。打完补丁重启桥接。主动联系和催睡还需要带 owner-contact 的桥接补丁，当前发布包不包含这段桥接改动；控制台会在缺能力时给出提示。</w:t>
+        <w:t>--check 报 incompatible 就不要 --apply，先看升级说明。打完补丁重启桥接。主动联系和催睡还需要单独装 owner-contact 补丁：node bridge/install-owner-contact.mjs --target %USERPROFILE%\.dsh\qq-bridge --apply；控制台会在缺能力时给出提示。</w:t>
       </w:r>
     </w:p>
     <w:p>

--- a/manual/可塑性记忆-使用手册-0.7.2.docx
+++ b/manual/可塑性记忆-使用手册-0.7.2.docx
@@ -390,13 +390,9 @@
       </w:r>
     </w:p>
     <w:p>
-      <w:r>
-        <w:br w:type="page"/>
-      </w:r>
-    </w:p>
-    <w:p>
       <w:pPr>
         <w:pStyle w:val="Heading1"/>
+        <w:pageBreakBefore/>
       </w:pPr>
       <w:r>
         <w:t>目录</w:t>
@@ -888,6 +884,7 @@
           </w:tcPr>
           <w:p>
             <w:pPr>
+              <w:keepNext w:val="0"/>
               <w:spacing w:after="40"/>
             </w:pPr>
             <w:r>
@@ -902,6 +899,7 @@
           </w:p>
           <w:p>
             <w:pPr>
+              <w:keepNext w:val="0"/>
               <w:spacing w:after="0" w:line="348" w:lineRule="auto"/>
             </w:pPr>
             <w:r>
@@ -923,13 +921,9 @@
       </w:pPr>
     </w:p>
     <w:p>
-      <w:r>
-        <w:br w:type="page"/>
-      </w:r>
-    </w:p>
-    <w:p>
       <w:pPr>
         <w:pStyle w:val="Heading1"/>
+        <w:pageBreakBefore/>
       </w:pPr>
       <w:r>
         <w:t>01  认识可塑性记忆</w:t>
@@ -1194,13 +1188,9 @@
       </w:r>
     </w:p>
     <w:p>
-      <w:r>
-        <w:br w:type="page"/>
-      </w:r>
-    </w:p>
-    <w:p>
       <w:pPr>
         <w:pStyle w:val="Heading1"/>
+        <w:pageBreakBefore/>
       </w:pPr>
       <w:r>
         <w:t>02  系统组成与启动</w:t>
@@ -1229,7 +1219,7 @@
       <w:r>
         <w:drawing>
           <wp:inline xmlns:a="http://schemas.openxmlformats.org/drawingml/2006/main" xmlns:pic="http://schemas.openxmlformats.org/drawingml/2006/picture">
-            <wp:extent cx="5903999" cy="3320999"/>
+            <wp:extent cx="5544000" cy="3118500"/>
             <wp:docPr id="2" name="Picture 2"/>
             <wp:cNvGraphicFramePr>
               <a:graphicFrameLocks noChangeAspect="1"/>
@@ -1250,7 +1240,7 @@
                   <pic:spPr>
                     <a:xfrm>
                       <a:off x="0" y="0"/>
-                      <a:ext cx="5903999" cy="3320999"/>
+                      <a:ext cx="5544000" cy="3118500"/>
                     </a:xfrm>
                     <a:prstGeom prst="rect"/>
                   </pic:spPr>
@@ -1459,6 +1449,7 @@
           </w:tcPr>
           <w:p>
             <w:pPr>
+              <w:keepNext/>
               <w:spacing w:after="0" w:line="324" w:lineRule="auto"/>
             </w:pPr>
             <w:r>
@@ -1490,6 +1481,7 @@
           </w:tcPr>
           <w:p>
             <w:pPr>
+              <w:keepNext/>
               <w:spacing w:after="0" w:line="324" w:lineRule="auto"/>
             </w:pPr>
             <w:r>
@@ -1521,6 +1513,7 @@
           </w:tcPr>
           <w:p>
             <w:pPr>
+              <w:keepNext/>
               <w:spacing w:after="0" w:line="324" w:lineRule="auto"/>
             </w:pPr>
             <w:r>
@@ -1552,6 +1545,7 @@
           </w:tcPr>
           <w:p>
             <w:pPr>
+              <w:keepNext/>
               <w:spacing w:after="0" w:line="324" w:lineRule="auto"/>
             </w:pPr>
             <w:r>
@@ -1589,6 +1583,7 @@
           </w:tcPr>
           <w:p>
             <w:pPr>
+              <w:keepNext/>
               <w:spacing w:after="0" w:line="324" w:lineRule="auto"/>
             </w:pPr>
             <w:r>
@@ -1621,6 +1616,7 @@
           </w:tcPr>
           <w:p>
             <w:pPr>
+              <w:keepNext/>
               <w:spacing w:after="0" w:line="324" w:lineRule="auto"/>
             </w:pPr>
             <w:r>
@@ -1653,6 +1649,7 @@
           </w:tcPr>
           <w:p>
             <w:pPr>
+              <w:keepNext/>
               <w:spacing w:after="0" w:line="324" w:lineRule="auto"/>
             </w:pPr>
             <w:r>
@@ -1685,6 +1682,7 @@
           </w:tcPr>
           <w:p>
             <w:pPr>
+              <w:keepNext/>
               <w:spacing w:after="0" w:line="324" w:lineRule="auto"/>
             </w:pPr>
             <w:r>
@@ -1721,6 +1719,7 @@
           </w:tcPr>
           <w:p>
             <w:pPr>
+              <w:keepNext/>
               <w:spacing w:after="0" w:line="324" w:lineRule="auto"/>
             </w:pPr>
             <w:r>
@@ -1752,6 +1751,7 @@
           </w:tcPr>
           <w:p>
             <w:pPr>
+              <w:keepNext/>
               <w:spacing w:after="0" w:line="324" w:lineRule="auto"/>
             </w:pPr>
             <w:r>
@@ -1783,6 +1783,7 @@
           </w:tcPr>
           <w:p>
             <w:pPr>
+              <w:keepNext/>
               <w:spacing w:after="0" w:line="324" w:lineRule="auto"/>
             </w:pPr>
             <w:r>
@@ -1814,6 +1815,7 @@
           </w:tcPr>
           <w:p>
             <w:pPr>
+              <w:keepNext/>
               <w:spacing w:after="0" w:line="324" w:lineRule="auto"/>
             </w:pPr>
             <w:r>
@@ -1851,6 +1853,7 @@
           </w:tcPr>
           <w:p>
             <w:pPr>
+              <w:keepNext/>
               <w:spacing w:after="0" w:line="324" w:lineRule="auto"/>
             </w:pPr>
             <w:r>
@@ -1883,6 +1886,7 @@
           </w:tcPr>
           <w:p>
             <w:pPr>
+              <w:keepNext/>
               <w:spacing w:after="0" w:line="324" w:lineRule="auto"/>
             </w:pPr>
             <w:r>
@@ -1915,6 +1919,7 @@
           </w:tcPr>
           <w:p>
             <w:pPr>
+              <w:keepNext/>
               <w:spacing w:after="0" w:line="324" w:lineRule="auto"/>
             </w:pPr>
             <w:r>
@@ -1947,6 +1952,7 @@
           </w:tcPr>
           <w:p>
             <w:pPr>
+              <w:keepNext/>
               <w:spacing w:after="0" w:line="324" w:lineRule="auto"/>
             </w:pPr>
             <w:r>
@@ -1983,6 +1989,7 @@
           </w:tcPr>
           <w:p>
             <w:pPr>
+              <w:keepNext w:val="0"/>
               <w:spacing w:after="0" w:line="324" w:lineRule="auto"/>
             </w:pPr>
             <w:r>
@@ -2014,6 +2021,7 @@
           </w:tcPr>
           <w:p>
             <w:pPr>
+              <w:keepNext w:val="0"/>
               <w:spacing w:after="0" w:line="324" w:lineRule="auto"/>
             </w:pPr>
             <w:r>
@@ -2045,6 +2053,7 @@
           </w:tcPr>
           <w:p>
             <w:pPr>
+              <w:keepNext w:val="0"/>
               <w:spacing w:after="0" w:line="324" w:lineRule="auto"/>
             </w:pPr>
             <w:r>
@@ -2076,6 +2085,7 @@
           </w:tcPr>
           <w:p>
             <w:pPr>
+              <w:keepNext w:val="0"/>
               <w:spacing w:after="0" w:line="324" w:lineRule="auto"/>
             </w:pPr>
             <w:r>
@@ -2091,11 +2101,6 @@
         </w:tc>
       </w:tr>
     </w:tbl>
-    <w:p>
-      <w:pPr>
-        <w:spacing w:after="40"/>
-      </w:pPr>
-    </w:p>
     <w:p>
       <w:pPr>
         <w:pStyle w:val="Heading2"/>
@@ -2227,6 +2232,7 @@
           </w:tcPr>
           <w:p>
             <w:pPr>
+              <w:keepNext w:val="0"/>
               <w:spacing w:after="40"/>
             </w:pPr>
             <w:r>
@@ -2241,6 +2247,7 @@
           </w:p>
           <w:p>
             <w:pPr>
+              <w:keepNext w:val="0"/>
               <w:spacing w:after="0" w:line="348" w:lineRule="auto"/>
             </w:pPr>
             <w:r>
@@ -2326,6 +2333,7 @@
           </w:tcPr>
           <w:p>
             <w:pPr>
+              <w:keepNext w:val="0"/>
               <w:spacing w:after="40"/>
             </w:pPr>
             <w:r>
@@ -2340,6 +2348,7 @@
           </w:p>
           <w:p>
             <w:pPr>
+              <w:keepNext w:val="0"/>
               <w:spacing w:after="0" w:line="348" w:lineRule="auto"/>
             </w:pPr>
             <w:r>
@@ -2436,7 +2445,7 @@
         </w:tc>
         <w:tc>
           <w:tcPr>
-            <w:tcW w:type="dxa" w:w="4309"/>
+            <w:tcW w:type="dxa" w:w="3969"/>
             <w:shd w:fill="0E5A68"/>
             <w:tcMar>
               <w:top w:w="80" w:type="dxa"/>
@@ -2469,7 +2478,7 @@
         </w:tc>
         <w:tc>
           <w:tcPr>
-            <w:tcW w:type="dxa" w:w="3969"/>
+            <w:tcW w:type="dxa" w:w="4195"/>
             <w:shd w:fill="0E5A68"/>
             <w:tcMar>
               <w:top w:w="80" w:type="dxa"/>
@@ -2523,6 +2532,7 @@
           </w:tcPr>
           <w:p>
             <w:pPr>
+              <w:keepNext/>
               <w:spacing w:after="0" w:line="324" w:lineRule="auto"/>
             </w:pPr>
             <w:r>
@@ -2533,37 +2543,6 @@
                 <w:sz w:val="18"/>
               </w:rPr>
               <w:t>记忆库</w:t>
-            </w:r>
-          </w:p>
-        </w:tc>
-        <w:tc>
-          <w:tcPr>
-            <w:tcW w:type="dxa" w:w="4309"/>
-            <w:tcMar>
-              <w:top w:w="80" w:type="dxa"/>
-              <w:bottom w:w="80" w:type="dxa"/>
-              <w:left w:w="100" w:type="dxa"/>
-              <w:right w:w="100" w:type="dxa"/>
-            </w:tcMar>
-            <w:tcBorders>
-              <w:top w:val="single" w:sz="4" w:color="D8E6E8"/>
-              <w:left w:val="single" w:sz="4" w:color="D8E6E8"/>
-              <w:bottom w:val="single" w:sz="4" w:color="D8E6E8"/>
-              <w:right w:val="single" w:sz="4" w:color="D8E6E8"/>
-            </w:tcBorders>
-          </w:tcPr>
-          <w:p>
-            <w:pPr>
-              <w:spacing w:after="0" w:line="324" w:lineRule="auto"/>
-            </w:pPr>
-            <w:r>
-              <w:rPr>
-                <w:rFonts w:ascii="Microsoft YaHei" w:hAnsi="Microsoft YaHei" w:eastAsia="Microsoft YaHei"/>
-                <w:b w:val="0"/>
-                <w:color w:val="24343A"/>
-                <w:sz w:val="18"/>
-              </w:rPr>
-              <w:t>memvec 9881 有响应</w:t>
             </w:r>
           </w:p>
         </w:tc>
@@ -2585,6 +2564,39 @@
           </w:tcPr>
           <w:p>
             <w:pPr>
+              <w:keepNext/>
+              <w:spacing w:after="0" w:line="324" w:lineRule="auto"/>
+            </w:pPr>
+            <w:r>
+              <w:rPr>
+                <w:rFonts w:ascii="Microsoft YaHei" w:hAnsi="Microsoft YaHei" w:eastAsia="Microsoft YaHei"/>
+                <w:b w:val="0"/>
+                <w:color w:val="24343A"/>
+                <w:sz w:val="18"/>
+              </w:rPr>
+              <w:t>memvec 9881 有响应</w:t>
+            </w:r>
+          </w:p>
+        </w:tc>
+        <w:tc>
+          <w:tcPr>
+            <w:tcW w:type="dxa" w:w="4195"/>
+            <w:tcMar>
+              <w:top w:w="80" w:type="dxa"/>
+              <w:bottom w:w="80" w:type="dxa"/>
+              <w:left w:w="100" w:type="dxa"/>
+              <w:right w:w="100" w:type="dxa"/>
+            </w:tcMar>
+            <w:tcBorders>
+              <w:top w:val="single" w:sz="4" w:color="D8E6E8"/>
+              <w:left w:val="single" w:sz="4" w:color="D8E6E8"/>
+              <w:bottom w:val="single" w:sz="4" w:color="D8E6E8"/>
+              <w:right w:val="single" w:sz="4" w:color="D8E6E8"/>
+            </w:tcBorders>
+          </w:tcPr>
+          <w:p>
+            <w:pPr>
+              <w:keepNext/>
               <w:spacing w:after="0" w:line="324" w:lineRule="auto"/>
             </w:pPr>
             <w:r>
@@ -2622,6 +2634,7 @@
           </w:tcPr>
           <w:p>
             <w:pPr>
+              <w:keepNext/>
               <w:spacing w:after="0" w:line="324" w:lineRule="auto"/>
             </w:pPr>
             <w:r>
@@ -2632,38 +2645,6 @@
                 <w:sz w:val="18"/>
               </w:rPr>
               <w:t>桥接</w:t>
-            </w:r>
-          </w:p>
-        </w:tc>
-        <w:tc>
-          <w:tcPr>
-            <w:tcW w:type="dxa" w:w="4309"/>
-            <w:tcMar>
-              <w:top w:w="80" w:type="dxa"/>
-              <w:bottom w:w="80" w:type="dxa"/>
-              <w:left w:w="100" w:type="dxa"/>
-              <w:right w:w="100" w:type="dxa"/>
-            </w:tcMar>
-            <w:tcBorders>
-              <w:top w:val="single" w:sz="4" w:color="D8E6E8"/>
-              <w:left w:val="single" w:sz="4" w:color="D8E6E8"/>
-              <w:bottom w:val="single" w:sz="4" w:color="D8E6E8"/>
-              <w:right w:val="single" w:sz="4" w:color="D8E6E8"/>
-            </w:tcBorders>
-            <w:shd w:fill="F4FAFB"/>
-          </w:tcPr>
-          <w:p>
-            <w:pPr>
-              <w:spacing w:after="0" w:line="324" w:lineRule="auto"/>
-            </w:pPr>
-            <w:r>
-              <w:rPr>
-                <w:rFonts w:ascii="Microsoft YaHei" w:hAnsi="Microsoft YaHei" w:eastAsia="Microsoft YaHei"/>
-                <w:b w:val="0"/>
-                <w:color w:val="24343A"/>
-                <w:sz w:val="18"/>
-              </w:rPr>
-              <w:t>QQ 桥接 3100 有响应</w:t>
             </w:r>
           </w:p>
         </w:tc>
@@ -2686,6 +2667,40 @@
           </w:tcPr>
           <w:p>
             <w:pPr>
+              <w:keepNext/>
+              <w:spacing w:after="0" w:line="324" w:lineRule="auto"/>
+            </w:pPr>
+            <w:r>
+              <w:rPr>
+                <w:rFonts w:ascii="Microsoft YaHei" w:hAnsi="Microsoft YaHei" w:eastAsia="Microsoft YaHei"/>
+                <w:b w:val="0"/>
+                <w:color w:val="24343A"/>
+                <w:sz w:val="18"/>
+              </w:rPr>
+              <w:t>QQ 桥接 3100 有响应</w:t>
+            </w:r>
+          </w:p>
+        </w:tc>
+        <w:tc>
+          <w:tcPr>
+            <w:tcW w:type="dxa" w:w="4195"/>
+            <w:tcMar>
+              <w:top w:w="80" w:type="dxa"/>
+              <w:bottom w:w="80" w:type="dxa"/>
+              <w:left w:w="100" w:type="dxa"/>
+              <w:right w:w="100" w:type="dxa"/>
+            </w:tcMar>
+            <w:tcBorders>
+              <w:top w:val="single" w:sz="4" w:color="D8E6E8"/>
+              <w:left w:val="single" w:sz="4" w:color="D8E6E8"/>
+              <w:bottom w:val="single" w:sz="4" w:color="D8E6E8"/>
+              <w:right w:val="single" w:sz="4" w:color="D8E6E8"/>
+            </w:tcBorders>
+            <w:shd w:fill="F4FAFB"/>
+          </w:tcPr>
+          <w:p>
+            <w:pPr>
+              <w:keepNext/>
               <w:spacing w:after="0" w:line="324" w:lineRule="auto"/>
             </w:pPr>
             <w:r>
@@ -2722,6 +2737,7 @@
           </w:tcPr>
           <w:p>
             <w:pPr>
+              <w:keepNext w:val="0"/>
               <w:spacing w:after="0" w:line="324" w:lineRule="auto"/>
             </w:pPr>
             <w:r>
@@ -2732,37 +2748,6 @@
                 <w:sz w:val="18"/>
               </w:rPr>
               <w:t>QQ</w:t>
-            </w:r>
-          </w:p>
-        </w:tc>
-        <w:tc>
-          <w:tcPr>
-            <w:tcW w:type="dxa" w:w="4309"/>
-            <w:tcMar>
-              <w:top w:w="80" w:type="dxa"/>
-              <w:bottom w:w="80" w:type="dxa"/>
-              <w:left w:w="100" w:type="dxa"/>
-              <w:right w:w="100" w:type="dxa"/>
-            </w:tcMar>
-            <w:tcBorders>
-              <w:top w:val="single" w:sz="4" w:color="D8E6E8"/>
-              <w:left w:val="single" w:sz="4" w:color="D8E6E8"/>
-              <w:bottom w:val="single" w:sz="4" w:color="D8E6E8"/>
-              <w:right w:val="single" w:sz="4" w:color="D8E6E8"/>
-            </w:tcBorders>
-          </w:tcPr>
-          <w:p>
-            <w:pPr>
-              <w:spacing w:after="0" w:line="324" w:lineRule="auto"/>
-            </w:pPr>
-            <w:r>
-              <w:rPr>
-                <w:rFonts w:ascii="Microsoft YaHei" w:hAnsi="Microsoft YaHei" w:eastAsia="Microsoft YaHei"/>
-                <w:b w:val="0"/>
-                <w:color w:val="24343A"/>
-                <w:sz w:val="18"/>
-              </w:rPr>
-              <w:t>桥接连上了 SnowLuma</w:t>
             </w:r>
           </w:p>
         </w:tc>
@@ -2784,6 +2769,7 @@
           </w:tcPr>
           <w:p>
             <w:pPr>
+              <w:keepNext w:val="0"/>
               <w:spacing w:after="0" w:line="324" w:lineRule="auto"/>
             </w:pPr>
             <w:r>
@@ -2793,7 +2779,39 @@
                 <w:color w:val="24343A"/>
                 <w:sz w:val="18"/>
               </w:rPr>
-              <w:t>SnowLuma 没开、QQ 没登录、token 不对</w:t>
+              <w:t>桥接连上 SnowLuma</w:t>
+            </w:r>
+          </w:p>
+        </w:tc>
+        <w:tc>
+          <w:tcPr>
+            <w:tcW w:type="dxa" w:w="4195"/>
+            <w:tcMar>
+              <w:top w:w="80" w:type="dxa"/>
+              <w:bottom w:w="80" w:type="dxa"/>
+              <w:left w:w="100" w:type="dxa"/>
+              <w:right w:w="100" w:type="dxa"/>
+            </w:tcMar>
+            <w:tcBorders>
+              <w:top w:val="single" w:sz="4" w:color="D8E6E8"/>
+              <w:left w:val="single" w:sz="4" w:color="D8E6E8"/>
+              <w:bottom w:val="single" w:sz="4" w:color="D8E6E8"/>
+              <w:right w:val="single" w:sz="4" w:color="D8E6E8"/>
+            </w:tcBorders>
+          </w:tcPr>
+          <w:p>
+            <w:pPr>
+              <w:keepNext w:val="0"/>
+              <w:spacing w:after="0" w:line="324" w:lineRule="auto"/>
+            </w:pPr>
+            <w:r>
+              <w:rPr>
+                <w:rFonts w:ascii="Microsoft YaHei" w:hAnsi="Microsoft YaHei" w:eastAsia="Microsoft YaHei"/>
+                <w:b w:val="0"/>
+                <w:color w:val="24343A"/>
+                <w:sz w:val="18"/>
+              </w:rPr>
+              <w:t>SnowLuma 未开 / QQ 未登录 / token 错</w:t>
             </w:r>
           </w:p>
         </w:tc>
@@ -2801,32 +2819,8 @@
     </w:tbl>
     <w:p>
       <w:pPr>
-        <w:spacing w:after="40"/>
-      </w:pPr>
-    </w:p>
-    <w:p>
-      <w:pPr>
-        <w:spacing w:before="0" w:after="120" w:line="360" w:lineRule="auto"/>
-      </w:pPr>
-      <w:r>
-        <w:rPr>
-          <w:rFonts w:ascii="Microsoft YaHei" w:hAnsi="Microsoft YaHei" w:eastAsia="Microsoft YaHei"/>
-          <w:b w:val="0"/>
-          <w:i w:val="0"/>
-          <w:color w:val="24343A"/>
-          <w:sz w:val="21"/>
-        </w:rPr>
-        <w:t>红灯不是插件坏了，绝大多数时候是对应服务没在跑。第 14 章有逐项排查。</w:t>
-      </w:r>
-    </w:p>
-    <w:p>
-      <w:r>
-        <w:br w:type="page"/>
-      </w:r>
-    </w:p>
-    <w:p>
-      <w:pPr>
         <w:pStyle w:val="Heading1"/>
+        <w:pageBreakBefore/>
       </w:pPr>
       <w:r>
         <w:t>03  界面总览</w:t>
@@ -3078,6 +3072,7 @@
           </w:tcPr>
           <w:p>
             <w:pPr>
+              <w:keepNext/>
               <w:spacing w:after="0" w:line="324" w:lineRule="auto"/>
             </w:pPr>
             <w:r>
@@ -3109,6 +3104,7 @@
           </w:tcPr>
           <w:p>
             <w:pPr>
+              <w:keepNext/>
               <w:spacing w:after="0" w:line="324" w:lineRule="auto"/>
             </w:pPr>
             <w:r>
@@ -3140,6 +3136,7 @@
           </w:tcPr>
           <w:p>
             <w:pPr>
+              <w:keepNext/>
               <w:spacing w:after="0" w:line="324" w:lineRule="auto"/>
             </w:pPr>
             <w:r>
@@ -3177,6 +3174,7 @@
           </w:tcPr>
           <w:p>
             <w:pPr>
+              <w:keepNext/>
               <w:spacing w:after="0" w:line="324" w:lineRule="auto"/>
             </w:pPr>
             <w:r>
@@ -3209,6 +3207,7 @@
           </w:tcPr>
           <w:p>
             <w:pPr>
+              <w:keepNext/>
               <w:spacing w:after="0" w:line="324" w:lineRule="auto"/>
             </w:pPr>
             <w:r>
@@ -3241,6 +3240,7 @@
           </w:tcPr>
           <w:p>
             <w:pPr>
+              <w:keepNext/>
               <w:spacing w:after="0" w:line="324" w:lineRule="auto"/>
             </w:pPr>
             <w:r>
@@ -3277,6 +3277,7 @@
           </w:tcPr>
           <w:p>
             <w:pPr>
+              <w:keepNext/>
               <w:spacing w:after="0" w:line="324" w:lineRule="auto"/>
             </w:pPr>
             <w:r>
@@ -3308,6 +3309,7 @@
           </w:tcPr>
           <w:p>
             <w:pPr>
+              <w:keepNext/>
               <w:spacing w:after="0" w:line="324" w:lineRule="auto"/>
             </w:pPr>
             <w:r>
@@ -3339,6 +3341,7 @@
           </w:tcPr>
           <w:p>
             <w:pPr>
+              <w:keepNext/>
               <w:spacing w:after="0" w:line="324" w:lineRule="auto"/>
             </w:pPr>
             <w:r>
@@ -3376,6 +3379,7 @@
           </w:tcPr>
           <w:p>
             <w:pPr>
+              <w:keepNext/>
               <w:spacing w:after="0" w:line="324" w:lineRule="auto"/>
             </w:pPr>
             <w:r>
@@ -3408,6 +3412,7 @@
           </w:tcPr>
           <w:p>
             <w:pPr>
+              <w:keepNext/>
               <w:spacing w:after="0" w:line="324" w:lineRule="auto"/>
             </w:pPr>
             <w:r>
@@ -3440,6 +3445,7 @@
           </w:tcPr>
           <w:p>
             <w:pPr>
+              <w:keepNext/>
               <w:spacing w:after="0" w:line="324" w:lineRule="auto"/>
             </w:pPr>
             <w:r>
@@ -3476,6 +3482,7 @@
           </w:tcPr>
           <w:p>
             <w:pPr>
+              <w:keepNext/>
               <w:spacing w:after="0" w:line="324" w:lineRule="auto"/>
             </w:pPr>
             <w:r>
@@ -3507,6 +3514,7 @@
           </w:tcPr>
           <w:p>
             <w:pPr>
+              <w:keepNext/>
               <w:spacing w:after="0" w:line="324" w:lineRule="auto"/>
             </w:pPr>
             <w:r>
@@ -3538,6 +3546,7 @@
           </w:tcPr>
           <w:p>
             <w:pPr>
+              <w:keepNext/>
               <w:spacing w:after="0" w:line="324" w:lineRule="auto"/>
             </w:pPr>
             <w:r>
@@ -3575,6 +3584,7 @@
           </w:tcPr>
           <w:p>
             <w:pPr>
+              <w:keepNext/>
               <w:spacing w:after="0" w:line="324" w:lineRule="auto"/>
             </w:pPr>
             <w:r>
@@ -3607,6 +3617,7 @@
           </w:tcPr>
           <w:p>
             <w:pPr>
+              <w:keepNext/>
               <w:spacing w:after="0" w:line="324" w:lineRule="auto"/>
             </w:pPr>
             <w:r>
@@ -3639,6 +3650,7 @@
           </w:tcPr>
           <w:p>
             <w:pPr>
+              <w:keepNext/>
               <w:spacing w:after="0" w:line="324" w:lineRule="auto"/>
             </w:pPr>
             <w:r>
@@ -3675,6 +3687,7 @@
           </w:tcPr>
           <w:p>
             <w:pPr>
+              <w:keepNext/>
               <w:spacing w:after="0" w:line="324" w:lineRule="auto"/>
             </w:pPr>
             <w:r>
@@ -3706,6 +3719,7 @@
           </w:tcPr>
           <w:p>
             <w:pPr>
+              <w:keepNext/>
               <w:spacing w:after="0" w:line="324" w:lineRule="auto"/>
             </w:pPr>
             <w:r>
@@ -3737,6 +3751,7 @@
           </w:tcPr>
           <w:p>
             <w:pPr>
+              <w:keepNext/>
               <w:spacing w:after="0" w:line="324" w:lineRule="auto"/>
             </w:pPr>
             <w:r>
@@ -3774,6 +3789,7 @@
           </w:tcPr>
           <w:p>
             <w:pPr>
+              <w:keepNext w:val="0"/>
               <w:spacing w:after="0" w:line="324" w:lineRule="auto"/>
             </w:pPr>
             <w:r>
@@ -3806,6 +3822,7 @@
           </w:tcPr>
           <w:p>
             <w:pPr>
+              <w:keepNext w:val="0"/>
               <w:spacing w:after="0" w:line="324" w:lineRule="auto"/>
             </w:pPr>
             <w:r>
@@ -3838,6 +3855,7 @@
           </w:tcPr>
           <w:p>
             <w:pPr>
+              <w:keepNext w:val="0"/>
               <w:spacing w:after="0" w:line="324" w:lineRule="auto"/>
             </w:pPr>
             <w:r>
@@ -3855,11 +3873,6 @@
     </w:tbl>
     <w:p>
       <w:pPr>
-        <w:spacing w:after="40"/>
-      </w:pPr>
-    </w:p>
-    <w:p>
-      <w:pPr>
         <w:pStyle w:val="Heading2"/>
       </w:pPr>
       <w:r>
@@ -3927,13 +3940,9 @@
       </w:r>
     </w:p>
     <w:p>
-      <w:r>
-        <w:br w:type="page"/>
-      </w:r>
-    </w:p>
-    <w:p>
       <w:pPr>
         <w:pStyle w:val="Heading1"/>
+        <w:pageBreakBefore/>
       </w:pPr>
       <w:r>
         <w:t>04  会话上下文</w:t>
@@ -4102,6 +4111,7 @@
           </w:tcPr>
           <w:p>
             <w:pPr>
+              <w:keepNext/>
               <w:spacing w:after="0" w:line="324" w:lineRule="auto"/>
             </w:pPr>
             <w:r>
@@ -4133,6 +4143,7 @@
           </w:tcPr>
           <w:p>
             <w:pPr>
+              <w:keepNext/>
               <w:spacing w:after="0" w:line="324" w:lineRule="auto"/>
             </w:pPr>
             <w:r>
@@ -4164,6 +4175,7 @@
           </w:tcPr>
           <w:p>
             <w:pPr>
+              <w:keepNext/>
               <w:spacing w:after="0" w:line="324" w:lineRule="auto"/>
             </w:pPr>
             <w:r>
@@ -4201,6 +4213,7 @@
           </w:tcPr>
           <w:p>
             <w:pPr>
+              <w:keepNext w:val="0"/>
               <w:spacing w:after="0" w:line="324" w:lineRule="auto"/>
             </w:pPr>
             <w:r>
@@ -4233,6 +4246,7 @@
           </w:tcPr>
           <w:p>
             <w:pPr>
+              <w:keepNext w:val="0"/>
               <w:spacing w:after="0" w:line="324" w:lineRule="auto"/>
             </w:pPr>
             <w:r>
@@ -4265,6 +4279,7 @@
           </w:tcPr>
           <w:p>
             <w:pPr>
+              <w:keepNext w:val="0"/>
               <w:spacing w:after="0" w:line="324" w:lineRule="auto"/>
             </w:pPr>
             <w:r>
@@ -4280,67 +4295,6 @@
         </w:tc>
       </w:tr>
     </w:tbl>
-    <w:p>
-      <w:pPr>
-        <w:spacing w:after="40"/>
-      </w:pPr>
-    </w:p>
-    <w:p>
-      <w:pPr>
-        <w:spacing w:before="120" w:after="40"/>
-        <w:jc w:val="center"/>
-      </w:pPr>
-      <w:r>
-        <w:drawing>
-          <wp:inline xmlns:a="http://schemas.openxmlformats.org/drawingml/2006/main" xmlns:pic="http://schemas.openxmlformats.org/drawingml/2006/picture">
-            <wp:extent cx="5903999" cy="5739999"/>
-            <wp:docPr id="3" name="Picture 3"/>
-            <wp:cNvGraphicFramePr>
-              <a:graphicFrameLocks noChangeAspect="1"/>
-            </wp:cNvGraphicFramePr>
-            <a:graphic>
-              <a:graphicData uri="http://schemas.openxmlformats.org/drawingml/2006/picture">
-                <pic:pic>
-                  <pic:nvPicPr>
-                    <pic:cNvPr id="0" name="context.png"/>
-                    <pic:cNvPicPr/>
-                  </pic:nvPicPr>
-                  <pic:blipFill>
-                    <a:blip r:embed="rId13"/>
-                    <a:stretch>
-                      <a:fillRect/>
-                    </a:stretch>
-                  </pic:blipFill>
-                  <pic:spPr>
-                    <a:xfrm>
-                      <a:off x="0" y="0"/>
-                      <a:ext cx="5903999" cy="5739999"/>
-                    </a:xfrm>
-                    <a:prstGeom prst="rect"/>
-                  </pic:spPr>
-                </pic:pic>
-              </a:graphicData>
-            </a:graphic>
-          </wp:inline>
-        </w:drawing>
-      </w:r>
-    </w:p>
-    <w:p>
-      <w:pPr>
-        <w:spacing w:after="200"/>
-        <w:jc w:val="center"/>
-      </w:pPr>
-      <w:r>
-        <w:rPr>
-          <w:rFonts w:ascii="Microsoft YaHei" w:hAnsi="Microsoft YaHei" w:eastAsia="Microsoft YaHei"/>
-          <w:b w:val="0"/>
-          <w:i/>
-          <w:color w:val="667A80"/>
-          <w:sz w:val="17"/>
-        </w:rPr>
-        <w:t>图 2  会话上下文：左边选聊天，右边看预算、摘要和原文</w:t>
-      </w:r>
-    </w:p>
     <w:p>
       <w:pPr>
         <w:pStyle w:val="Heading2"/>
@@ -4412,6 +4366,7 @@
           </w:tcPr>
           <w:p>
             <w:pPr>
+              <w:keepNext w:val="0"/>
               <w:spacing w:after="40"/>
             </w:pPr>
             <w:r>
@@ -4426,6 +4381,7 @@
           </w:p>
           <w:p>
             <w:pPr>
+              <w:keepNext w:val="0"/>
               <w:spacing w:after="0" w:line="348" w:lineRule="auto"/>
             </w:pPr>
             <w:r>
@@ -4512,6 +4468,62 @@
           <w:sz w:val="21"/>
         </w:rPr>
         <w:t>原文按天分组；「加载更早」往前翻，页面每 15 秒自动刷新。</w:t>
+      </w:r>
+    </w:p>
+    <w:p>
+      <w:pPr>
+        <w:spacing w:before="120" w:after="40"/>
+        <w:jc w:val="center"/>
+      </w:pPr>
+      <w:r>
+        <w:drawing>
+          <wp:inline xmlns:a="http://schemas.openxmlformats.org/drawingml/2006/main" xmlns:pic="http://schemas.openxmlformats.org/drawingml/2006/picture">
+            <wp:extent cx="5903999" cy="5739999"/>
+            <wp:docPr id="3" name="Picture 3"/>
+            <wp:cNvGraphicFramePr>
+              <a:graphicFrameLocks noChangeAspect="1"/>
+            </wp:cNvGraphicFramePr>
+            <a:graphic>
+              <a:graphicData uri="http://schemas.openxmlformats.org/drawingml/2006/picture">
+                <pic:pic>
+                  <pic:nvPicPr>
+                    <pic:cNvPr id="0" name="context.png"/>
+                    <pic:cNvPicPr/>
+                  </pic:nvPicPr>
+                  <pic:blipFill>
+                    <a:blip r:embed="rId13"/>
+                    <a:stretch>
+                      <a:fillRect/>
+                    </a:stretch>
+                  </pic:blipFill>
+                  <pic:spPr>
+                    <a:xfrm>
+                      <a:off x="0" y="0"/>
+                      <a:ext cx="5903999" cy="5739999"/>
+                    </a:xfrm>
+                    <a:prstGeom prst="rect"/>
+                  </pic:spPr>
+                </pic:pic>
+              </a:graphicData>
+            </a:graphic>
+          </wp:inline>
+        </w:drawing>
+      </w:r>
+    </w:p>
+    <w:p>
+      <w:pPr>
+        <w:spacing w:after="200"/>
+        <w:jc w:val="center"/>
+      </w:pPr>
+      <w:r>
+        <w:rPr>
+          <w:rFonts w:ascii="Microsoft YaHei" w:hAnsi="Microsoft YaHei" w:eastAsia="Microsoft YaHei"/>
+          <w:b w:val="0"/>
+          <w:i/>
+          <w:color w:val="667A80"/>
+          <w:sz w:val="17"/>
+        </w:rPr>
+        <w:t>图 2  会话上下文：左边选聊天，右边看预算、摘要和原文</w:t>
       </w:r>
     </w:p>
     <w:p>
@@ -4677,6 +4689,7 @@
           </w:tcPr>
           <w:p>
             <w:pPr>
+              <w:keepNext/>
               <w:spacing w:after="0" w:line="324" w:lineRule="auto"/>
             </w:pPr>
             <w:r>
@@ -4708,6 +4721,7 @@
           </w:tcPr>
           <w:p>
             <w:pPr>
+              <w:keepNext/>
               <w:spacing w:after="0" w:line="324" w:lineRule="auto"/>
             </w:pPr>
             <w:r>
@@ -4739,6 +4753,7 @@
           </w:tcPr>
           <w:p>
             <w:pPr>
+              <w:keepNext/>
               <w:spacing w:after="0" w:line="324" w:lineRule="auto"/>
             </w:pPr>
             <w:r>
@@ -4776,6 +4791,7 @@
           </w:tcPr>
           <w:p>
             <w:pPr>
+              <w:keepNext/>
               <w:spacing w:after="0" w:line="324" w:lineRule="auto"/>
             </w:pPr>
             <w:r>
@@ -4808,6 +4824,7 @@
           </w:tcPr>
           <w:p>
             <w:pPr>
+              <w:keepNext/>
               <w:spacing w:after="0" w:line="324" w:lineRule="auto"/>
             </w:pPr>
             <w:r>
@@ -4840,6 +4857,7 @@
           </w:tcPr>
           <w:p>
             <w:pPr>
+              <w:keepNext/>
               <w:spacing w:after="0" w:line="324" w:lineRule="auto"/>
             </w:pPr>
             <w:r>
@@ -4876,6 +4894,7 @@
           </w:tcPr>
           <w:p>
             <w:pPr>
+              <w:keepNext/>
               <w:spacing w:after="0" w:line="324" w:lineRule="auto"/>
             </w:pPr>
             <w:r>
@@ -4907,6 +4926,7 @@
           </w:tcPr>
           <w:p>
             <w:pPr>
+              <w:keepNext/>
               <w:spacing w:after="0" w:line="324" w:lineRule="auto"/>
             </w:pPr>
             <w:r>
@@ -4938,6 +4958,7 @@
           </w:tcPr>
           <w:p>
             <w:pPr>
+              <w:keepNext/>
               <w:spacing w:after="0" w:line="324" w:lineRule="auto"/>
             </w:pPr>
             <w:r>
@@ -4975,6 +4996,7 @@
           </w:tcPr>
           <w:p>
             <w:pPr>
+              <w:keepNext/>
               <w:spacing w:after="0" w:line="324" w:lineRule="auto"/>
             </w:pPr>
             <w:r>
@@ -5007,6 +5029,7 @@
           </w:tcPr>
           <w:p>
             <w:pPr>
+              <w:keepNext/>
               <w:spacing w:after="0" w:line="324" w:lineRule="auto"/>
             </w:pPr>
             <w:r>
@@ -5039,6 +5062,7 @@
           </w:tcPr>
           <w:p>
             <w:pPr>
+              <w:keepNext/>
               <w:spacing w:after="0" w:line="324" w:lineRule="auto"/>
             </w:pPr>
             <w:r>
@@ -5075,6 +5099,7 @@
           </w:tcPr>
           <w:p>
             <w:pPr>
+              <w:keepNext w:val="0"/>
               <w:spacing w:after="0" w:line="324" w:lineRule="auto"/>
             </w:pPr>
             <w:r>
@@ -5106,6 +5131,7 @@
           </w:tcPr>
           <w:p>
             <w:pPr>
+              <w:keepNext w:val="0"/>
               <w:spacing w:after="0" w:line="324" w:lineRule="auto"/>
             </w:pPr>
             <w:r>
@@ -5137,6 +5163,7 @@
           </w:tcPr>
           <w:p>
             <w:pPr>
+              <w:keepNext w:val="0"/>
               <w:spacing w:after="0" w:line="324" w:lineRule="auto"/>
             </w:pPr>
             <w:r>
@@ -5147,6 +5174,70 @@
                 <w:sz w:val="18"/>
               </w:rPr>
               <w:t>摘要失败后多久再试</w:t>
+            </w:r>
+          </w:p>
+        </w:tc>
+      </w:tr>
+    </w:tbl>
+    <w:tbl>
+      <w:tblPr>
+        <w:tblW w:type="auto" w:w="0"/>
+        <w:jc w:val="center"/>
+        <w:tblLayout w:type="autofit"/>
+        <w:tblLook w:firstColumn="1" w:firstRow="1" w:lastColumn="0" w:lastRow="0" w:noHBand="0" w:noVBand="1" w:val="04A0"/>
+      </w:tblPr>
+      <w:tblGrid>
+        <w:gridCol w:w="9412"/>
+      </w:tblGrid>
+      <w:tr>
+        <w:trPr>
+          <w:cantSplit/>
+        </w:trPr>
+        <w:tc>
+          <w:tcPr>
+            <w:tcW w:type="dxa" w:w="9298"/>
+            <w:shd w:fill="EAF6F8"/>
+            <w:tcMar>
+              <w:top w:w="140" w:type="dxa"/>
+              <w:bottom w:w="140" w:type="dxa"/>
+              <w:left w:w="180" w:type="dxa"/>
+              <w:right w:w="180" w:type="dxa"/>
+            </w:tcMar>
+            <w:tcBorders>
+              <w:top w:val="single" w:sz="4" w:color="7FD6E6"/>
+              <w:left w:val="single" w:sz="18" w:color="7FD6E6"/>
+              <w:bottom w:val="single" w:sz="4" w:color="7FD6E6"/>
+              <w:right w:val="single" w:sz="4" w:color="7FD6E6"/>
+            </w:tcBorders>
+          </w:tcPr>
+          <w:p>
+            <w:pPr>
+              <w:keepNext w:val="0"/>
+              <w:spacing w:after="40"/>
+            </w:pPr>
+            <w:r>
+              <w:rPr>
+                <w:rFonts w:ascii="Microsoft YaHei" w:hAnsi="Microsoft YaHei" w:eastAsia="Microsoft YaHei"/>
+                <w:b/>
+                <w:color w:val="0E5A68"/>
+                <w:sz w:val="21"/>
+              </w:rPr>
+              <w:t>低信息量摘要</w:t>
+            </w:r>
+          </w:p>
+          <w:p>
+            <w:pPr>
+              <w:keepNext w:val="0"/>
+              <w:spacing w:after="0" w:line="348" w:lineRule="auto"/>
+            </w:pPr>
+            <w:r>
+              <w:rPr>
+                <w:rFonts w:ascii="Microsoft YaHei" w:hAnsi="Microsoft YaHei" w:eastAsia="Microsoft YaHei"/>
+                <w:b w:val="0"/>
+                <w:color w:val="24343A"/>
+                <w:sz w:val="19"/>
+              </w:rPr>
+              <w:t>整段都是「嗯/哈/？？」这类短闲聊时，桥接不调用模型，只写一条“仅覆盖”摘要挡住更早的原文，省掉这次 token；模型生成但没有事实、话头或人物的摘要会标成“低信息量”，同样不进 prompt，但在页面上还能看到和删除。</w:t>
             </w:r>
           </w:p>
         </w:tc>
@@ -5190,73 +5281,7 @@
           </w:tcPr>
           <w:p>
             <w:pPr>
-              <w:spacing w:after="40"/>
-            </w:pPr>
-            <w:r>
-              <w:rPr>
-                <w:rFonts w:ascii="Microsoft YaHei" w:hAnsi="Microsoft YaHei" w:eastAsia="Microsoft YaHei"/>
-                <w:b/>
-                <w:color w:val="0E5A68"/>
-                <w:sz w:val="21"/>
-              </w:rPr>
-              <w:t>低信息量摘要</w:t>
-            </w:r>
-          </w:p>
-          <w:p>
-            <w:pPr>
-              <w:spacing w:after="0" w:line="348" w:lineRule="auto"/>
-            </w:pPr>
-            <w:r>
-              <w:rPr>
-                <w:rFonts w:ascii="Microsoft YaHei" w:hAnsi="Microsoft YaHei" w:eastAsia="Microsoft YaHei"/>
-                <w:b w:val="0"/>
-                <w:color w:val="24343A"/>
-                <w:sz w:val="19"/>
-              </w:rPr>
-              <w:t>整段都是「嗯/哈/？？」这类短闲聊时，桥接不调用模型，只写一条“仅覆盖”摘要挡住更早的原文，省掉这次 token；模型生成但没有事实、话头或人物的摘要会标成“低信息量”，同样不进 prompt，但在页面上还能看到和删除。</w:t>
-            </w:r>
-          </w:p>
-        </w:tc>
-      </w:tr>
-    </w:tbl>
-    <w:p>
-      <w:pPr>
-        <w:spacing w:after="40"/>
-      </w:pPr>
-    </w:p>
-    <w:tbl>
-      <w:tblPr>
-        <w:tblW w:type="auto" w:w="0"/>
-        <w:jc w:val="center"/>
-        <w:tblLayout w:type="autofit"/>
-        <w:tblLook w:firstColumn="1" w:firstRow="1" w:lastColumn="0" w:lastRow="0" w:noHBand="0" w:noVBand="1" w:val="04A0"/>
-      </w:tblPr>
-      <w:tblGrid>
-        <w:gridCol w:w="9412"/>
-      </w:tblGrid>
-      <w:tr>
-        <w:trPr>
-          <w:cantSplit/>
-        </w:trPr>
-        <w:tc>
-          <w:tcPr>
-            <w:tcW w:type="dxa" w:w="9298"/>
-            <w:shd w:fill="EAF6F8"/>
-            <w:tcMar>
-              <w:top w:w="140" w:type="dxa"/>
-              <w:bottom w:w="140" w:type="dxa"/>
-              <w:left w:w="180" w:type="dxa"/>
-              <w:right w:w="180" w:type="dxa"/>
-            </w:tcMar>
-            <w:tcBorders>
-              <w:top w:val="single" w:sz="4" w:color="7FD6E6"/>
-              <w:left w:val="single" w:sz="18" w:color="7FD6E6"/>
-              <w:bottom w:val="single" w:sz="4" w:color="7FD6E6"/>
-              <w:right w:val="single" w:sz="4" w:color="7FD6E6"/>
-            </w:tcBorders>
-          </w:tcPr>
-          <w:p>
-            <w:pPr>
+              <w:keepNext w:val="0"/>
               <w:spacing w:after="40"/>
             </w:pPr>
             <w:r>
@@ -5271,6 +5296,7 @@
           </w:p>
           <w:p>
             <w:pPr>
+              <w:keepNext w:val="0"/>
               <w:spacing w:after="0" w:line="348" w:lineRule="auto"/>
             </w:pPr>
             <w:r>
@@ -5292,13 +5318,9 @@
       </w:pPr>
     </w:p>
     <w:p>
-      <w:r>
-        <w:br w:type="page"/>
-      </w:r>
-    </w:p>
-    <w:p>
       <w:pPr>
         <w:pStyle w:val="Heading1"/>
+        <w:pageBreakBefore/>
       </w:pPr>
       <w:r>
         <w:t>05  长期记忆</w:t>
@@ -5629,6 +5651,7 @@
           </w:tcPr>
           <w:p>
             <w:pPr>
+              <w:keepNext/>
               <w:spacing w:after="0" w:line="324" w:lineRule="auto"/>
             </w:pPr>
             <w:r>
@@ -5660,6 +5683,7 @@
           </w:tcPr>
           <w:p>
             <w:pPr>
+              <w:keepNext/>
               <w:spacing w:after="0" w:line="324" w:lineRule="auto"/>
             </w:pPr>
             <w:r>
@@ -5691,6 +5715,7 @@
           </w:tcPr>
           <w:p>
             <w:pPr>
+              <w:keepNext/>
               <w:spacing w:after="0" w:line="324" w:lineRule="auto"/>
             </w:pPr>
             <w:r>
@@ -5728,6 +5753,7 @@
           </w:tcPr>
           <w:p>
             <w:pPr>
+              <w:keepNext/>
               <w:spacing w:after="0" w:line="324" w:lineRule="auto"/>
             </w:pPr>
             <w:r>
@@ -5760,6 +5786,7 @@
           </w:tcPr>
           <w:p>
             <w:pPr>
+              <w:keepNext/>
               <w:spacing w:after="0" w:line="324" w:lineRule="auto"/>
             </w:pPr>
             <w:r>
@@ -5792,6 +5819,7 @@
           </w:tcPr>
           <w:p>
             <w:pPr>
+              <w:keepNext/>
               <w:spacing w:after="0" w:line="324" w:lineRule="auto"/>
             </w:pPr>
             <w:r>
@@ -5828,6 +5856,7 @@
           </w:tcPr>
           <w:p>
             <w:pPr>
+              <w:keepNext/>
               <w:spacing w:after="0" w:line="324" w:lineRule="auto"/>
             </w:pPr>
             <w:r>
@@ -5859,6 +5888,7 @@
           </w:tcPr>
           <w:p>
             <w:pPr>
+              <w:keepNext/>
               <w:spacing w:after="0" w:line="324" w:lineRule="auto"/>
             </w:pPr>
             <w:r>
@@ -5890,6 +5920,7 @@
           </w:tcPr>
           <w:p>
             <w:pPr>
+              <w:keepNext/>
               <w:spacing w:after="0" w:line="324" w:lineRule="auto"/>
             </w:pPr>
             <w:r>
@@ -5927,6 +5958,7 @@
           </w:tcPr>
           <w:p>
             <w:pPr>
+              <w:keepNext/>
               <w:spacing w:after="0" w:line="324" w:lineRule="auto"/>
             </w:pPr>
             <w:r>
@@ -5959,6 +5991,7 @@
           </w:tcPr>
           <w:p>
             <w:pPr>
+              <w:keepNext/>
               <w:spacing w:after="0" w:line="324" w:lineRule="auto"/>
             </w:pPr>
             <w:r>
@@ -5991,6 +6024,7 @@
           </w:tcPr>
           <w:p>
             <w:pPr>
+              <w:keepNext/>
               <w:spacing w:after="0" w:line="324" w:lineRule="auto"/>
             </w:pPr>
             <w:r>
@@ -6027,6 +6061,7 @@
           </w:tcPr>
           <w:p>
             <w:pPr>
+              <w:keepNext w:val="0"/>
               <w:spacing w:after="0" w:line="324" w:lineRule="auto"/>
             </w:pPr>
             <w:r>
@@ -6058,6 +6093,7 @@
           </w:tcPr>
           <w:p>
             <w:pPr>
+              <w:keepNext w:val="0"/>
               <w:spacing w:after="0" w:line="324" w:lineRule="auto"/>
             </w:pPr>
             <w:r>
@@ -6089,6 +6125,7 @@
           </w:tcPr>
           <w:p>
             <w:pPr>
+              <w:keepNext w:val="0"/>
               <w:spacing w:after="0" w:line="324" w:lineRule="auto"/>
             </w:pPr>
             <w:r>
@@ -6104,11 +6141,6 @@
         </w:tc>
       </w:tr>
     </w:tbl>
-    <w:p>
-      <w:pPr>
-        <w:spacing w:after="40"/>
-      </w:pPr>
-    </w:p>
     <w:p>
       <w:pPr>
         <w:pStyle w:val="Heading2"/>
@@ -6180,6 +6212,7 @@
           </w:tcPr>
           <w:p>
             <w:pPr>
+              <w:keepNext w:val="0"/>
               <w:spacing w:after="40"/>
             </w:pPr>
             <w:r>
@@ -6194,6 +6227,7 @@
           </w:p>
           <w:p>
             <w:pPr>
+              <w:keepNext w:val="0"/>
               <w:spacing w:after="0" w:line="348" w:lineRule="auto"/>
             </w:pPr>
             <w:r>
@@ -6215,13 +6249,9 @@
       </w:pPr>
     </w:p>
     <w:p>
-      <w:r>
-        <w:br w:type="page"/>
-      </w:r>
-    </w:p>
-    <w:p>
       <w:pPr>
         <w:pStyle w:val="Heading1"/>
+        <w:pageBreakBefore/>
       </w:pPr>
       <w:r>
         <w:t>06  记忆图</w:t>
@@ -6371,6 +6401,7 @@
           </w:tcPr>
           <w:p>
             <w:pPr>
+              <w:keepNext/>
               <w:spacing w:after="0" w:line="324" w:lineRule="auto"/>
             </w:pPr>
             <w:r>
@@ -6402,6 +6433,7 @@
           </w:tcPr>
           <w:p>
             <w:pPr>
+              <w:keepNext/>
               <w:spacing w:after="0" w:line="324" w:lineRule="auto"/>
             </w:pPr>
             <w:r>
@@ -6439,6 +6471,7 @@
           </w:tcPr>
           <w:p>
             <w:pPr>
+              <w:keepNext/>
               <w:spacing w:after="0" w:line="324" w:lineRule="auto"/>
             </w:pPr>
             <w:r>
@@ -6471,6 +6504,7 @@
           </w:tcPr>
           <w:p>
             <w:pPr>
+              <w:keepNext/>
               <w:spacing w:after="0" w:line="324" w:lineRule="auto"/>
             </w:pPr>
             <w:r>
@@ -6507,6 +6541,7 @@
           </w:tcPr>
           <w:p>
             <w:pPr>
+              <w:keepNext/>
               <w:spacing w:after="0" w:line="324" w:lineRule="auto"/>
             </w:pPr>
             <w:r>
@@ -6538,6 +6573,7 @@
           </w:tcPr>
           <w:p>
             <w:pPr>
+              <w:keepNext/>
               <w:spacing w:after="0" w:line="324" w:lineRule="auto"/>
             </w:pPr>
             <w:r>
@@ -6575,6 +6611,7 @@
           </w:tcPr>
           <w:p>
             <w:pPr>
+              <w:keepNext/>
               <w:spacing w:after="0" w:line="324" w:lineRule="auto"/>
             </w:pPr>
             <w:r>
@@ -6607,6 +6644,7 @@
           </w:tcPr>
           <w:p>
             <w:pPr>
+              <w:keepNext/>
               <w:spacing w:after="0" w:line="324" w:lineRule="auto"/>
             </w:pPr>
             <w:r>
@@ -6643,6 +6681,7 @@
           </w:tcPr>
           <w:p>
             <w:pPr>
+              <w:keepNext w:val="0"/>
               <w:spacing w:after="0" w:line="324" w:lineRule="auto"/>
             </w:pPr>
             <w:r>
@@ -6674,6 +6713,7 @@
           </w:tcPr>
           <w:p>
             <w:pPr>
+              <w:keepNext w:val="0"/>
               <w:spacing w:after="0" w:line="324" w:lineRule="auto"/>
             </w:pPr>
             <w:r>
@@ -6689,11 +6729,6 @@
         </w:tc>
       </w:tr>
     </w:tbl>
-    <w:p>
-      <w:pPr>
-        <w:spacing w:after="40"/>
-      </w:pPr>
-    </w:p>
     <w:p>
       <w:pPr>
         <w:pStyle w:val="Heading2"/>
@@ -6810,6 +6845,7 @@
           </w:tcPr>
           <w:p>
             <w:pPr>
+              <w:keepNext w:val="0"/>
               <w:spacing w:after="40"/>
             </w:pPr>
             <w:r>
@@ -6824,6 +6860,7 @@
           </w:p>
           <w:p>
             <w:pPr>
+              <w:keepNext w:val="0"/>
               <w:spacing w:after="0" w:line="348" w:lineRule="auto"/>
             </w:pPr>
             <w:r>
@@ -6845,13 +6882,9 @@
       </w:pPr>
     </w:p>
     <w:p>
-      <w:r>
-        <w:br w:type="page"/>
-      </w:r>
-    </w:p>
-    <w:p>
       <w:pPr>
         <w:pStyle w:val="Heading1"/>
+        <w:pageBreakBefore/>
       </w:pPr>
       <w:r>
         <w:t>07  整理队列</w:t>
@@ -7103,6 +7136,7 @@
           </w:tcPr>
           <w:p>
             <w:pPr>
+              <w:keepNext/>
               <w:spacing w:after="0" w:line="324" w:lineRule="auto"/>
             </w:pPr>
             <w:r>
@@ -7134,6 +7168,7 @@
           </w:tcPr>
           <w:p>
             <w:pPr>
+              <w:keepNext/>
               <w:spacing w:after="0" w:line="324" w:lineRule="auto"/>
             </w:pPr>
             <w:r>
@@ -7165,6 +7200,7 @@
           </w:tcPr>
           <w:p>
             <w:pPr>
+              <w:keepNext/>
               <w:spacing w:after="0" w:line="324" w:lineRule="auto"/>
             </w:pPr>
             <w:r>
@@ -7202,6 +7238,7 @@
           </w:tcPr>
           <w:p>
             <w:pPr>
+              <w:keepNext/>
               <w:spacing w:after="0" w:line="324" w:lineRule="auto"/>
             </w:pPr>
             <w:r>
@@ -7234,6 +7271,7 @@
           </w:tcPr>
           <w:p>
             <w:pPr>
+              <w:keepNext/>
               <w:spacing w:after="0" w:line="324" w:lineRule="auto"/>
             </w:pPr>
             <w:r>
@@ -7266,6 +7304,7 @@
           </w:tcPr>
           <w:p>
             <w:pPr>
+              <w:keepNext/>
               <w:spacing w:after="0" w:line="324" w:lineRule="auto"/>
             </w:pPr>
             <w:r>
@@ -7302,6 +7341,7 @@
           </w:tcPr>
           <w:p>
             <w:pPr>
+              <w:keepNext/>
               <w:spacing w:after="0" w:line="324" w:lineRule="auto"/>
             </w:pPr>
             <w:r>
@@ -7333,6 +7373,7 @@
           </w:tcPr>
           <w:p>
             <w:pPr>
+              <w:keepNext/>
               <w:spacing w:after="0" w:line="324" w:lineRule="auto"/>
             </w:pPr>
             <w:r>
@@ -7364,6 +7405,7 @@
           </w:tcPr>
           <w:p>
             <w:pPr>
+              <w:keepNext/>
               <w:spacing w:after="0" w:line="324" w:lineRule="auto"/>
             </w:pPr>
             <w:r>
@@ -7401,6 +7443,7 @@
           </w:tcPr>
           <w:p>
             <w:pPr>
+              <w:keepNext w:val="0"/>
               <w:spacing w:after="0" w:line="324" w:lineRule="auto"/>
             </w:pPr>
             <w:r>
@@ -7433,6 +7476,7 @@
           </w:tcPr>
           <w:p>
             <w:pPr>
+              <w:keepNext w:val="0"/>
               <w:spacing w:after="0" w:line="324" w:lineRule="auto"/>
             </w:pPr>
             <w:r>
@@ -7465,6 +7509,7 @@
           </w:tcPr>
           <w:p>
             <w:pPr>
+              <w:keepNext w:val="0"/>
               <w:spacing w:after="0" w:line="324" w:lineRule="auto"/>
             </w:pPr>
             <w:r>
@@ -7482,11 +7527,6 @@
     </w:tbl>
     <w:p>
       <w:pPr>
-        <w:spacing w:after="40"/>
-      </w:pPr>
-    </w:p>
-    <w:p>
-      <w:pPr>
         <w:pStyle w:val="Heading2"/>
       </w:pPr>
       <w:r>
@@ -7524,13 +7564,9 @@
       </w:r>
     </w:p>
     <w:p>
-      <w:r>
-        <w:br w:type="page"/>
-      </w:r>
-    </w:p>
-    <w:p>
       <w:pPr>
         <w:pStyle w:val="Heading1"/>
+        <w:pageBreakBefore/>
       </w:pPr>
       <w:r>
         <w:t>08  日记</w:t>
@@ -7819,6 +7855,7 @@
           </w:tcPr>
           <w:p>
             <w:pPr>
+              <w:keepNext/>
               <w:spacing w:after="0" w:line="324" w:lineRule="auto"/>
             </w:pPr>
             <w:r>
@@ -7850,6 +7887,7 @@
           </w:tcPr>
           <w:p>
             <w:pPr>
+              <w:keepNext/>
               <w:spacing w:after="0" w:line="324" w:lineRule="auto"/>
             </w:pPr>
             <w:r>
@@ -7887,6 +7925,7 @@
           </w:tcPr>
           <w:p>
             <w:pPr>
+              <w:keepNext/>
               <w:spacing w:after="0" w:line="324" w:lineRule="auto"/>
             </w:pPr>
             <w:r>
@@ -7919,6 +7958,7 @@
           </w:tcPr>
           <w:p>
             <w:pPr>
+              <w:keepNext/>
               <w:spacing w:after="0" w:line="324" w:lineRule="auto"/>
             </w:pPr>
             <w:r>
@@ -7955,6 +7995,7 @@
           </w:tcPr>
           <w:p>
             <w:pPr>
+              <w:keepNext/>
               <w:spacing w:after="0" w:line="324" w:lineRule="auto"/>
             </w:pPr>
             <w:r>
@@ -7986,6 +8027,7 @@
           </w:tcPr>
           <w:p>
             <w:pPr>
+              <w:keepNext/>
               <w:spacing w:after="0" w:line="324" w:lineRule="auto"/>
             </w:pPr>
             <w:r>
@@ -8023,6 +8065,7 @@
           </w:tcPr>
           <w:p>
             <w:pPr>
+              <w:keepNext/>
               <w:spacing w:after="0" w:line="324" w:lineRule="auto"/>
             </w:pPr>
             <w:r>
@@ -8055,6 +8098,7 @@
           </w:tcPr>
           <w:p>
             <w:pPr>
+              <w:keepNext/>
               <w:spacing w:after="0" w:line="324" w:lineRule="auto"/>
             </w:pPr>
             <w:r>
@@ -8091,6 +8135,7 @@
           </w:tcPr>
           <w:p>
             <w:pPr>
+              <w:keepNext w:val="0"/>
               <w:spacing w:after="0" w:line="324" w:lineRule="auto"/>
             </w:pPr>
             <w:r>
@@ -8122,6 +8167,7 @@
           </w:tcPr>
           <w:p>
             <w:pPr>
+              <w:keepNext w:val="0"/>
               <w:spacing w:after="0" w:line="324" w:lineRule="auto"/>
             </w:pPr>
             <w:r>
@@ -8137,11 +8183,6 @@
         </w:tc>
       </w:tr>
     </w:tbl>
-    <w:p>
-      <w:pPr>
-        <w:spacing w:after="40"/>
-      </w:pPr>
-    </w:p>
     <w:p>
       <w:pPr>
         <w:pStyle w:val="Heading2"/>
@@ -8273,6 +8314,7 @@
           </w:tcPr>
           <w:p>
             <w:pPr>
+              <w:keepNext w:val="0"/>
               <w:spacing w:after="40"/>
             </w:pPr>
             <w:r>
@@ -8287,6 +8329,7 @@
           </w:p>
           <w:p>
             <w:pPr>
+              <w:keepNext w:val="0"/>
               <w:spacing w:after="0" w:line="348" w:lineRule="auto"/>
             </w:pPr>
             <w:r>
@@ -8308,13 +8351,9 @@
       </w:pPr>
     </w:p>
     <w:p>
-      <w:r>
-        <w:br w:type="page"/>
-      </w:r>
-    </w:p>
-    <w:p>
       <w:pPr>
         <w:pStyle w:val="Heading1"/>
+        <w:pageBreakBefore/>
       </w:pPr>
       <w:r>
         <w:t>09  性格</w:t>
@@ -8483,6 +8522,7 @@
           </w:tcPr>
           <w:p>
             <w:pPr>
+              <w:keepNext/>
               <w:spacing w:after="0" w:line="324" w:lineRule="auto"/>
             </w:pPr>
             <w:r>
@@ -8514,6 +8554,7 @@
           </w:tcPr>
           <w:p>
             <w:pPr>
+              <w:keepNext/>
               <w:spacing w:after="0" w:line="324" w:lineRule="auto"/>
             </w:pPr>
             <w:r>
@@ -8545,6 +8586,7 @@
           </w:tcPr>
           <w:p>
             <w:pPr>
+              <w:keepNext/>
               <w:spacing w:after="0" w:line="324" w:lineRule="auto"/>
             </w:pPr>
             <w:r>
@@ -8582,6 +8624,7 @@
           </w:tcPr>
           <w:p>
             <w:pPr>
+              <w:keepNext/>
               <w:spacing w:after="0" w:line="324" w:lineRule="auto"/>
             </w:pPr>
             <w:r>
@@ -8614,6 +8657,7 @@
           </w:tcPr>
           <w:p>
             <w:pPr>
+              <w:keepNext/>
               <w:spacing w:after="0" w:line="324" w:lineRule="auto"/>
             </w:pPr>
             <w:r>
@@ -8646,6 +8690,7 @@
           </w:tcPr>
           <w:p>
             <w:pPr>
+              <w:keepNext/>
               <w:spacing w:after="0" w:line="324" w:lineRule="auto"/>
             </w:pPr>
             <w:r>
@@ -8682,6 +8727,7 @@
           </w:tcPr>
           <w:p>
             <w:pPr>
+              <w:keepNext w:val="0"/>
               <w:spacing w:after="0" w:line="324" w:lineRule="auto"/>
             </w:pPr>
             <w:r>
@@ -8713,6 +8759,7 @@
           </w:tcPr>
           <w:p>
             <w:pPr>
+              <w:keepNext w:val="0"/>
               <w:spacing w:after="0" w:line="324" w:lineRule="auto"/>
             </w:pPr>
             <w:r>
@@ -8744,6 +8791,7 @@
           </w:tcPr>
           <w:p>
             <w:pPr>
+              <w:keepNext w:val="0"/>
               <w:spacing w:after="0" w:line="324" w:lineRule="auto"/>
             </w:pPr>
             <w:r>
@@ -8759,11 +8807,6 @@
         </w:tc>
       </w:tr>
     </w:tbl>
-    <w:p>
-      <w:pPr>
-        <w:spacing w:after="40"/>
-      </w:pPr>
-    </w:p>
     <w:p>
       <w:pPr>
         <w:pStyle w:val="Heading2"/>
@@ -8903,6 +8946,7 @@
           </w:tcPr>
           <w:p>
             <w:pPr>
+              <w:keepNext w:val="0"/>
               <w:spacing w:after="40"/>
             </w:pPr>
             <w:r>
@@ -8917,6 +8961,7 @@
           </w:p>
           <w:p>
             <w:pPr>
+              <w:keepNext w:val="0"/>
               <w:spacing w:after="0" w:line="348" w:lineRule="auto"/>
             </w:pPr>
             <w:r>
@@ -8938,13 +8983,9 @@
       </w:pPr>
     </w:p>
     <w:p>
-      <w:r>
-        <w:br w:type="page"/>
-      </w:r>
-    </w:p>
-    <w:p>
       <w:pPr>
         <w:pStyle w:val="Heading1"/>
+        <w:pageBreakBefore/>
       </w:pPr>
       <w:r>
         <w:t>10  情绪</w:t>
@@ -9169,6 +9210,7 @@
           </w:tcPr>
           <w:p>
             <w:pPr>
+              <w:keepNext/>
               <w:spacing w:after="0" w:line="324" w:lineRule="auto"/>
             </w:pPr>
             <w:r>
@@ -9200,6 +9242,7 @@
           </w:tcPr>
           <w:p>
             <w:pPr>
+              <w:keepNext/>
               <w:spacing w:after="0" w:line="324" w:lineRule="auto"/>
             </w:pPr>
             <w:r>
@@ -9231,6 +9274,7 @@
           </w:tcPr>
           <w:p>
             <w:pPr>
+              <w:keepNext/>
               <w:spacing w:after="0" w:line="324" w:lineRule="auto"/>
             </w:pPr>
             <w:r>
@@ -9268,6 +9312,7 @@
           </w:tcPr>
           <w:p>
             <w:pPr>
+              <w:keepNext/>
               <w:spacing w:after="0" w:line="324" w:lineRule="auto"/>
             </w:pPr>
             <w:r>
@@ -9300,6 +9345,7 @@
           </w:tcPr>
           <w:p>
             <w:pPr>
+              <w:keepNext/>
               <w:spacing w:after="0" w:line="324" w:lineRule="auto"/>
             </w:pPr>
             <w:r>
@@ -9332,6 +9378,7 @@
           </w:tcPr>
           <w:p>
             <w:pPr>
+              <w:keepNext/>
               <w:spacing w:after="0" w:line="324" w:lineRule="auto"/>
             </w:pPr>
             <w:r>
@@ -9368,6 +9415,7 @@
           </w:tcPr>
           <w:p>
             <w:pPr>
+              <w:keepNext w:val="0"/>
               <w:spacing w:after="0" w:line="324" w:lineRule="auto"/>
             </w:pPr>
             <w:r>
@@ -9399,6 +9447,7 @@
           </w:tcPr>
           <w:p>
             <w:pPr>
+              <w:keepNext w:val="0"/>
               <w:spacing w:after="0" w:line="324" w:lineRule="auto"/>
             </w:pPr>
             <w:r>
@@ -9430,6 +9479,7 @@
           </w:tcPr>
           <w:p>
             <w:pPr>
+              <w:keepNext w:val="0"/>
               <w:spacing w:after="0" w:line="324" w:lineRule="auto"/>
             </w:pPr>
             <w:r>
@@ -9445,11 +9495,6 @@
         </w:tc>
       </w:tr>
     </w:tbl>
-    <w:p>
-      <w:pPr>
-        <w:spacing w:after="40"/>
-      </w:pPr>
-    </w:p>
     <w:p>
       <w:pPr>
         <w:pStyle w:val="Heading2"/>
@@ -9614,6 +9659,7 @@
           </w:tcPr>
           <w:p>
             <w:pPr>
+              <w:keepNext/>
               <w:spacing w:after="0" w:line="324" w:lineRule="auto"/>
             </w:pPr>
             <w:r>
@@ -9645,6 +9691,7 @@
           </w:tcPr>
           <w:p>
             <w:pPr>
+              <w:keepNext/>
               <w:spacing w:after="0" w:line="324" w:lineRule="auto"/>
             </w:pPr>
             <w:r>
@@ -9676,6 +9723,7 @@
           </w:tcPr>
           <w:p>
             <w:pPr>
+              <w:keepNext/>
               <w:spacing w:after="0" w:line="324" w:lineRule="auto"/>
             </w:pPr>
             <w:r>
@@ -9713,6 +9761,7 @@
           </w:tcPr>
           <w:p>
             <w:pPr>
+              <w:keepNext/>
               <w:spacing w:after="0" w:line="324" w:lineRule="auto"/>
             </w:pPr>
             <w:r>
@@ -9745,6 +9794,7 @@
           </w:tcPr>
           <w:p>
             <w:pPr>
+              <w:keepNext/>
               <w:spacing w:after="0" w:line="324" w:lineRule="auto"/>
             </w:pPr>
             <w:r>
@@ -9777,6 +9827,7 @@
           </w:tcPr>
           <w:p>
             <w:pPr>
+              <w:keepNext/>
               <w:spacing w:after="0" w:line="324" w:lineRule="auto"/>
             </w:pPr>
             <w:r>
@@ -9813,6 +9864,7 @@
           </w:tcPr>
           <w:p>
             <w:pPr>
+              <w:keepNext w:val="0"/>
               <w:spacing w:after="0" w:line="324" w:lineRule="auto"/>
             </w:pPr>
             <w:r>
@@ -9844,6 +9896,7 @@
           </w:tcPr>
           <w:p>
             <w:pPr>
+              <w:keepNext w:val="0"/>
               <w:spacing w:after="0" w:line="324" w:lineRule="auto"/>
             </w:pPr>
             <w:r>
@@ -9875,6 +9928,7 @@
           </w:tcPr>
           <w:p>
             <w:pPr>
+              <w:keepNext w:val="0"/>
               <w:spacing w:after="0" w:line="324" w:lineRule="auto"/>
             </w:pPr>
             <w:r>
@@ -9892,11 +9946,6 @@
     </w:tbl>
     <w:p>
       <w:pPr>
-        <w:spacing w:after="40"/>
-      </w:pPr>
-    </w:p>
-    <w:p>
-      <w:pPr>
         <w:spacing w:before="0" w:after="120" w:line="360" w:lineRule="auto"/>
       </w:pPr>
       <w:r>
@@ -9972,13 +10021,9 @@
       </w:r>
     </w:p>
     <w:p>
-      <w:r>
-        <w:br w:type="page"/>
-      </w:r>
-    </w:p>
-    <w:p>
       <w:pPr>
         <w:pStyle w:val="Heading1"/>
+        <w:pageBreakBefore/>
       </w:pPr>
       <w:r>
         <w:t>11  情景记忆</w:t>
@@ -10105,6 +10150,7 @@
           </w:tcPr>
           <w:p>
             <w:pPr>
+              <w:keepNext/>
               <w:spacing w:after="0" w:line="324" w:lineRule="auto"/>
             </w:pPr>
             <w:r>
@@ -10136,6 +10182,7 @@
           </w:tcPr>
           <w:p>
             <w:pPr>
+              <w:keepNext/>
               <w:spacing w:after="0" w:line="324" w:lineRule="auto"/>
             </w:pPr>
             <w:r>
@@ -10173,6 +10220,7 @@
           </w:tcPr>
           <w:p>
             <w:pPr>
+              <w:keepNext/>
               <w:spacing w:after="0" w:line="324" w:lineRule="auto"/>
             </w:pPr>
             <w:r>
@@ -10205,6 +10253,7 @@
           </w:tcPr>
           <w:p>
             <w:pPr>
+              <w:keepNext/>
               <w:spacing w:after="0" w:line="324" w:lineRule="auto"/>
             </w:pPr>
             <w:r>
@@ -10241,6 +10290,7 @@
           </w:tcPr>
           <w:p>
             <w:pPr>
+              <w:keepNext/>
               <w:spacing w:after="0" w:line="324" w:lineRule="auto"/>
             </w:pPr>
             <w:r>
@@ -10272,6 +10322,7 @@
           </w:tcPr>
           <w:p>
             <w:pPr>
+              <w:keepNext/>
               <w:spacing w:after="0" w:line="324" w:lineRule="auto"/>
             </w:pPr>
             <w:r>
@@ -10309,6 +10360,7 @@
           </w:tcPr>
           <w:p>
             <w:pPr>
+              <w:keepNext/>
               <w:spacing w:after="0" w:line="324" w:lineRule="auto"/>
             </w:pPr>
             <w:r>
@@ -10341,6 +10393,7 @@
           </w:tcPr>
           <w:p>
             <w:pPr>
+              <w:keepNext/>
               <w:spacing w:after="0" w:line="324" w:lineRule="auto"/>
             </w:pPr>
             <w:r>
@@ -10377,6 +10430,7 @@
           </w:tcPr>
           <w:p>
             <w:pPr>
+              <w:keepNext/>
               <w:spacing w:after="0" w:line="324" w:lineRule="auto"/>
             </w:pPr>
             <w:r>
@@ -10408,6 +10462,7 @@
           </w:tcPr>
           <w:p>
             <w:pPr>
+              <w:keepNext/>
               <w:spacing w:after="0" w:line="324" w:lineRule="auto"/>
             </w:pPr>
             <w:r>
@@ -10445,6 +10500,7 @@
           </w:tcPr>
           <w:p>
             <w:pPr>
+              <w:keepNext w:val="0"/>
               <w:spacing w:after="0" w:line="324" w:lineRule="auto"/>
             </w:pPr>
             <w:r>
@@ -10477,6 +10533,7 @@
           </w:tcPr>
           <w:p>
             <w:pPr>
+              <w:keepNext w:val="0"/>
               <w:spacing w:after="0" w:line="324" w:lineRule="auto"/>
             </w:pPr>
             <w:r>
@@ -10492,11 +10549,6 @@
         </w:tc>
       </w:tr>
     </w:tbl>
-    <w:p>
-      <w:pPr>
-        <w:spacing w:after="40"/>
-      </w:pPr>
-    </w:p>
     <w:p>
       <w:pPr>
         <w:pStyle w:val="Heading2"/>
@@ -10598,6 +10650,7 @@
           </w:tcPr>
           <w:p>
             <w:pPr>
+              <w:keepNext w:val="0"/>
               <w:spacing w:after="40"/>
             </w:pPr>
             <w:r>
@@ -10612,6 +10665,7 @@
           </w:p>
           <w:p>
             <w:pPr>
+              <w:keepNext w:val="0"/>
               <w:spacing w:after="0" w:line="348" w:lineRule="auto"/>
             </w:pPr>
             <w:r>
@@ -10633,13 +10687,9 @@
       </w:pPr>
     </w:p>
     <w:p>
-      <w:r>
-        <w:br w:type="page"/>
-      </w:r>
-    </w:p>
-    <w:p>
       <w:pPr>
         <w:pStyle w:val="Heading1"/>
+        <w:pageBreakBefore/>
       </w:pPr>
       <w:r>
         <w:t>12  称呼与日常设置</w:t>
@@ -10731,6 +10781,7 @@
           </w:tcPr>
           <w:p>
             <w:pPr>
+              <w:keepNext w:val="0"/>
               <w:spacing w:after="40"/>
             </w:pPr>
             <w:r>
@@ -10745,6 +10796,7 @@
           </w:p>
           <w:p>
             <w:pPr>
+              <w:keepNext w:val="0"/>
               <w:spacing w:after="0" w:line="348" w:lineRule="auto"/>
             </w:pPr>
             <w:r>
@@ -10913,6 +10965,7 @@
           </w:tcPr>
           <w:p>
             <w:pPr>
+              <w:keepNext/>
               <w:spacing w:after="0" w:line="324" w:lineRule="auto"/>
             </w:pPr>
             <w:r>
@@ -10944,6 +10997,7 @@
           </w:tcPr>
           <w:p>
             <w:pPr>
+              <w:keepNext/>
               <w:spacing w:after="0" w:line="324" w:lineRule="auto"/>
             </w:pPr>
             <w:r>
@@ -10975,6 +11029,7 @@
           </w:tcPr>
           <w:p>
             <w:pPr>
+              <w:keepNext/>
               <w:spacing w:after="0" w:line="324" w:lineRule="auto"/>
             </w:pPr>
             <w:r>
@@ -11012,6 +11067,7 @@
           </w:tcPr>
           <w:p>
             <w:pPr>
+              <w:keepNext/>
               <w:spacing w:after="0" w:line="324" w:lineRule="auto"/>
             </w:pPr>
             <w:r>
@@ -11044,6 +11100,7 @@
           </w:tcPr>
           <w:p>
             <w:pPr>
+              <w:keepNext/>
               <w:spacing w:after="0" w:line="324" w:lineRule="auto"/>
             </w:pPr>
             <w:r>
@@ -11076,6 +11133,7 @@
           </w:tcPr>
           <w:p>
             <w:pPr>
+              <w:keepNext/>
               <w:spacing w:after="0" w:line="324" w:lineRule="auto"/>
             </w:pPr>
             <w:r>
@@ -11112,6 +11170,7 @@
           </w:tcPr>
           <w:p>
             <w:pPr>
+              <w:keepNext/>
               <w:spacing w:after="0" w:line="324" w:lineRule="auto"/>
             </w:pPr>
             <w:r>
@@ -11143,6 +11202,7 @@
           </w:tcPr>
           <w:p>
             <w:pPr>
+              <w:keepNext/>
               <w:spacing w:after="0" w:line="324" w:lineRule="auto"/>
             </w:pPr>
             <w:r>
@@ -11174,6 +11234,7 @@
           </w:tcPr>
           <w:p>
             <w:pPr>
+              <w:keepNext/>
               <w:spacing w:after="0" w:line="324" w:lineRule="auto"/>
             </w:pPr>
             <w:r>
@@ -11211,6 +11272,7 @@
           </w:tcPr>
           <w:p>
             <w:pPr>
+              <w:keepNext/>
               <w:spacing w:after="0" w:line="324" w:lineRule="auto"/>
             </w:pPr>
             <w:r>
@@ -11243,6 +11305,7 @@
           </w:tcPr>
           <w:p>
             <w:pPr>
+              <w:keepNext/>
               <w:spacing w:after="0" w:line="324" w:lineRule="auto"/>
             </w:pPr>
             <w:r>
@@ -11275,6 +11338,7 @@
           </w:tcPr>
           <w:p>
             <w:pPr>
+              <w:keepNext/>
               <w:spacing w:after="0" w:line="324" w:lineRule="auto"/>
             </w:pPr>
             <w:r>
@@ -11311,6 +11375,7 @@
           </w:tcPr>
           <w:p>
             <w:pPr>
+              <w:keepNext/>
               <w:spacing w:after="0" w:line="324" w:lineRule="auto"/>
             </w:pPr>
             <w:r>
@@ -11342,6 +11407,7 @@
           </w:tcPr>
           <w:p>
             <w:pPr>
+              <w:keepNext/>
               <w:spacing w:after="0" w:line="324" w:lineRule="auto"/>
             </w:pPr>
             <w:r>
@@ -11373,6 +11439,7 @@
           </w:tcPr>
           <w:p>
             <w:pPr>
+              <w:keepNext/>
               <w:spacing w:after="0" w:line="324" w:lineRule="auto"/>
             </w:pPr>
             <w:r>
@@ -11410,6 +11477,7 @@
           </w:tcPr>
           <w:p>
             <w:pPr>
+              <w:keepNext w:val="0"/>
               <w:spacing w:after="0" w:line="324" w:lineRule="auto"/>
             </w:pPr>
             <w:r>
@@ -11442,6 +11510,7 @@
           </w:tcPr>
           <w:p>
             <w:pPr>
+              <w:keepNext w:val="0"/>
               <w:spacing w:after="0" w:line="324" w:lineRule="auto"/>
             </w:pPr>
             <w:r>
@@ -11474,6 +11543,7 @@
           </w:tcPr>
           <w:p>
             <w:pPr>
+              <w:keepNext w:val="0"/>
               <w:spacing w:after="0" w:line="324" w:lineRule="auto"/>
             </w:pPr>
             <w:r>
@@ -11491,17 +11561,8 @@
     </w:tbl>
     <w:p>
       <w:pPr>
-        <w:spacing w:after="40"/>
-      </w:pPr>
-    </w:p>
-    <w:p>
-      <w:r>
-        <w:br w:type="page"/>
-      </w:r>
-    </w:p>
-    <w:p>
-      <w:pPr>
         <w:pStyle w:val="Heading1"/>
+        <w:pageBreakBefore/>
       </w:pPr>
       <w:r>
         <w:t>13  数据、安全与备份</w:t>
@@ -11636,6 +11697,7 @@
           </w:tcPr>
           <w:p>
             <w:pPr>
+              <w:keepNext/>
               <w:spacing w:after="0" w:line="324" w:lineRule="auto"/>
             </w:pPr>
             <w:r>
@@ -11667,6 +11729,7 @@
           </w:tcPr>
           <w:p>
             <w:pPr>
+              <w:keepNext/>
               <w:spacing w:after="0" w:line="324" w:lineRule="auto"/>
             </w:pPr>
             <w:r>
@@ -11704,6 +11767,7 @@
           </w:tcPr>
           <w:p>
             <w:pPr>
+              <w:keepNext/>
               <w:spacing w:after="0" w:line="324" w:lineRule="auto"/>
             </w:pPr>
             <w:r>
@@ -11736,6 +11800,7 @@
           </w:tcPr>
           <w:p>
             <w:pPr>
+              <w:keepNext/>
               <w:spacing w:after="0" w:line="324" w:lineRule="auto"/>
             </w:pPr>
             <w:r>
@@ -11772,6 +11837,7 @@
           </w:tcPr>
           <w:p>
             <w:pPr>
+              <w:keepNext/>
               <w:spacing w:after="0" w:line="324" w:lineRule="auto"/>
             </w:pPr>
             <w:r>
@@ -11803,6 +11869,7 @@
           </w:tcPr>
           <w:p>
             <w:pPr>
+              <w:keepNext/>
               <w:spacing w:after="0" w:line="324" w:lineRule="auto"/>
             </w:pPr>
             <w:r>
@@ -11840,6 +11907,7 @@
           </w:tcPr>
           <w:p>
             <w:pPr>
+              <w:keepNext/>
               <w:spacing w:after="0" w:line="324" w:lineRule="auto"/>
             </w:pPr>
             <w:r>
@@ -11872,6 +11940,7 @@
           </w:tcPr>
           <w:p>
             <w:pPr>
+              <w:keepNext/>
               <w:spacing w:after="0" w:line="324" w:lineRule="auto"/>
             </w:pPr>
             <w:r>
@@ -11908,6 +11977,7 @@
           </w:tcPr>
           <w:p>
             <w:pPr>
+              <w:keepNext/>
               <w:spacing w:after="0" w:line="324" w:lineRule="auto"/>
             </w:pPr>
             <w:r>
@@ -11939,6 +12009,7 @@
           </w:tcPr>
           <w:p>
             <w:pPr>
+              <w:keepNext/>
               <w:spacing w:after="0" w:line="324" w:lineRule="auto"/>
             </w:pPr>
             <w:r>
@@ -11976,6 +12047,7 @@
           </w:tcPr>
           <w:p>
             <w:pPr>
+              <w:keepNext/>
               <w:spacing w:after="0" w:line="324" w:lineRule="auto"/>
             </w:pPr>
             <w:r>
@@ -12008,6 +12080,7 @@
           </w:tcPr>
           <w:p>
             <w:pPr>
+              <w:keepNext/>
               <w:spacing w:after="0" w:line="324" w:lineRule="auto"/>
             </w:pPr>
             <w:r>
@@ -12044,6 +12117,7 @@
           </w:tcPr>
           <w:p>
             <w:pPr>
+              <w:keepNext/>
               <w:spacing w:after="0" w:line="324" w:lineRule="auto"/>
             </w:pPr>
             <w:r>
@@ -12075,6 +12149,7 @@
           </w:tcPr>
           <w:p>
             <w:pPr>
+              <w:keepNext/>
               <w:spacing w:after="0" w:line="324" w:lineRule="auto"/>
             </w:pPr>
             <w:r>
@@ -12112,6 +12187,7 @@
           </w:tcPr>
           <w:p>
             <w:pPr>
+              <w:keepNext w:val="0"/>
               <w:spacing w:after="0" w:line="324" w:lineRule="auto"/>
             </w:pPr>
             <w:r>
@@ -12144,6 +12220,7 @@
           </w:tcPr>
           <w:p>
             <w:pPr>
+              <w:keepNext w:val="0"/>
               <w:spacing w:after="0" w:line="324" w:lineRule="auto"/>
             </w:pPr>
             <w:r>
@@ -12161,11 +12238,6 @@
     </w:tbl>
     <w:p>
       <w:pPr>
-        <w:spacing w:after="40"/>
-      </w:pPr>
-    </w:p>
-    <w:p>
-      <w:pPr>
         <w:pStyle w:val="Heading2"/>
       </w:pPr>
       <w:r>
@@ -12233,13 +12305,9 @@
       </w:r>
     </w:p>
     <w:p>
-      <w:r>
-        <w:br w:type="page"/>
-      </w:r>
-    </w:p>
-    <w:p>
       <w:pPr>
         <w:pStyle w:val="Heading1"/>
+        <w:pageBreakBefore/>
       </w:pPr>
       <w:r>
         <w:t>14  常见问题</w:t>
@@ -12258,286 +12326,6 @@
           <w:sz w:val="21"/>
         </w:rPr>
         <w:t>这一章按现象查，不按组件查。</w:t>
-      </w:r>
-    </w:p>
-    <w:p>
-      <w:pPr>
-        <w:spacing w:before="120" w:after="20"/>
-      </w:pPr>
-      <w:r>
-        <w:rPr>
-          <w:rFonts w:ascii="Microsoft YaHei" w:hAnsi="Microsoft YaHei" w:eastAsia="Microsoft YaHei"/>
-          <w:b/>
-          <w:color w:val="0E5A68"/>
-          <w:sz w:val="21"/>
-        </w:rPr>
-        <w:t>Q  记忆库是红点</w:t>
-      </w:r>
-    </w:p>
-    <w:p>
-      <w:pPr>
-        <w:spacing w:after="80" w:line="336" w:lineRule="auto"/>
-      </w:pPr>
-      <w:r>
-        <w:rPr>
-          <w:rFonts w:ascii="Microsoft YaHei" w:hAnsi="Microsoft YaHei" w:eastAsia="Microsoft YaHei"/>
-          <w:b w:val="0"/>
-          <w:color w:val="24343A"/>
-          <w:sz w:val="20"/>
-        </w:rPr>
-        <w:t>A  memvec 没在跑。检查 127.0.0.1:9881；启动命令见第 2 章。</w:t>
-      </w:r>
-    </w:p>
-    <w:p>
-      <w:pPr>
-        <w:spacing w:before="120" w:after="20"/>
-      </w:pPr>
-      <w:r>
-        <w:rPr>
-          <w:rFonts w:ascii="Microsoft YaHei" w:hAnsi="Microsoft YaHei" w:eastAsia="Microsoft YaHei"/>
-          <w:b/>
-          <w:color w:val="0E5A68"/>
-          <w:sz w:val="21"/>
-        </w:rPr>
-        <w:t>Q  桥接是红点</w:t>
-      </w:r>
-    </w:p>
-    <w:p>
-      <w:pPr>
-        <w:spacing w:after="80" w:line="336" w:lineRule="auto"/>
-      </w:pPr>
-      <w:r>
-        <w:rPr>
-          <w:rFonts w:ascii="Microsoft YaHei" w:hAnsi="Microsoft YaHei" w:eastAsia="Microsoft YaHei"/>
-          <w:b w:val="0"/>
-          <w:color w:val="24343A"/>
-          <w:sz w:val="20"/>
-        </w:rPr>
-        <w:t>A  QQ 桥接没在跑，或 3100 被占用。检查 127.0.0.1:3100。</w:t>
-      </w:r>
-    </w:p>
-    <w:p>
-      <w:pPr>
-        <w:spacing w:before="120" w:after="20"/>
-      </w:pPr>
-      <w:r>
-        <w:rPr>
-          <w:rFonts w:ascii="Microsoft YaHei" w:hAnsi="Microsoft YaHei" w:eastAsia="Microsoft YaHei"/>
-          <w:b/>
-          <w:color w:val="0E5A68"/>
-          <w:sz w:val="21"/>
-        </w:rPr>
-        <w:t>Q  QQ 是红点</w:t>
-      </w:r>
-    </w:p>
-    <w:p>
-      <w:pPr>
-        <w:spacing w:after="80" w:line="336" w:lineRule="auto"/>
-      </w:pPr>
-      <w:r>
-        <w:rPr>
-          <w:rFonts w:ascii="Microsoft YaHei" w:hAnsi="Microsoft YaHei" w:eastAsia="Microsoft YaHei"/>
-          <w:b w:val="0"/>
-          <w:color w:val="24343A"/>
-          <w:sz w:val="20"/>
-        </w:rPr>
-        <w:t>A  桥接连不上 SnowLuma：SnowLuma 没启动、QQ 没登录，或 token 不对。</w:t>
-      </w:r>
-    </w:p>
-    <w:p>
-      <w:pPr>
-        <w:spacing w:before="120" w:after="20"/>
-      </w:pPr>
-      <w:r>
-        <w:rPr>
-          <w:rFonts w:ascii="Microsoft YaHei" w:hAnsi="Microsoft YaHei" w:eastAsia="Microsoft YaHei"/>
-          <w:b/>
-          <w:color w:val="0E5A68"/>
-          <w:sz w:val="21"/>
-        </w:rPr>
-        <w:t>Q  3999 打不开</w:t>
-      </w:r>
-    </w:p>
-    <w:p>
-      <w:pPr>
-        <w:spacing w:after="80" w:line="336" w:lineRule="auto"/>
-      </w:pPr>
-      <w:r>
-        <w:rPr>
-          <w:rFonts w:ascii="Microsoft YaHei" w:hAnsi="Microsoft YaHei" w:eastAsia="Microsoft YaHei"/>
-          <w:b w:val="0"/>
-          <w:color w:val="24343A"/>
-          <w:sz w:val="20"/>
-        </w:rPr>
-        <w:t>A  预览进程没运行。运行 node bin/preview.mjs；它只监听本机。</w:t>
-      </w:r>
-    </w:p>
-    <w:p>
-      <w:pPr>
-        <w:spacing w:before="120" w:after="20"/>
-      </w:pPr>
-      <w:r>
-        <w:rPr>
-          <w:rFonts w:ascii="Microsoft YaHei" w:hAnsi="Microsoft YaHei" w:eastAsia="Microsoft YaHei"/>
-          <w:b/>
-          <w:color w:val="0E5A68"/>
-          <w:sz w:val="21"/>
-        </w:rPr>
-        <w:t>Q  记忆库有数据但页面是空的</w:t>
-      </w:r>
-    </w:p>
-    <w:p>
-      <w:pPr>
-        <w:spacing w:after="80" w:line="336" w:lineRule="auto"/>
-      </w:pPr>
-      <w:r>
-        <w:rPr>
-          <w:rFonts w:ascii="Microsoft YaHei" w:hAnsi="Microsoft YaHei" w:eastAsia="Microsoft YaHei"/>
-          <w:b w:val="0"/>
-          <w:color w:val="24343A"/>
-          <w:sz w:val="20"/>
-        </w:rPr>
-        <w:t>A  先点刷新；再看筛选条件是不是把状态/聊天过滤掉了。</w:t>
-      </w:r>
-    </w:p>
-    <w:p>
-      <w:pPr>
-        <w:spacing w:before="120" w:after="20"/>
-      </w:pPr>
-      <w:r>
-        <w:rPr>
-          <w:rFonts w:ascii="Microsoft YaHei" w:hAnsi="Microsoft YaHei" w:eastAsia="Microsoft YaHei"/>
-          <w:b/>
-          <w:color w:val="0E5A68"/>
-          <w:sz w:val="21"/>
-        </w:rPr>
-        <w:t>Q  改了重要度没变化</w:t>
-      </w:r>
-    </w:p>
-    <w:p>
-      <w:pPr>
-        <w:spacing w:after="80" w:line="336" w:lineRule="auto"/>
-      </w:pPr>
-      <w:r>
-        <w:rPr>
-          <w:rFonts w:ascii="Microsoft YaHei" w:hAnsi="Microsoft YaHei" w:eastAsia="Microsoft YaHei"/>
-          <w:b w:val="0"/>
-          <w:color w:val="24343A"/>
-          <w:sz w:val="20"/>
-        </w:rPr>
-        <w:t>A  排序和衰减不会立刻重排；刷新后看新值，图上的大小要重新加载。</w:t>
-      </w:r>
-    </w:p>
-    <w:p>
-      <w:pPr>
-        <w:spacing w:before="120" w:after="20"/>
-      </w:pPr>
-      <w:r>
-        <w:rPr>
-          <w:rFonts w:ascii="Microsoft YaHei" w:hAnsi="Microsoft YaHei" w:eastAsia="Microsoft YaHei"/>
-          <w:b/>
-          <w:color w:val="0E5A68"/>
-          <w:sz w:val="21"/>
-        </w:rPr>
-        <w:t>Q  日记补写补不回来</w:t>
-      </w:r>
-    </w:p>
-    <w:p>
-      <w:pPr>
-        <w:spacing w:after="80" w:line="336" w:lineRule="auto"/>
-      </w:pPr>
-      <w:r>
-        <w:rPr>
-          <w:rFonts w:ascii="Microsoft YaHei" w:hAnsi="Microsoft YaHei" w:eastAsia="Microsoft YaHei"/>
-          <w:b w:val="0"/>
-          <w:color w:val="24343A"/>
-          <w:sz w:val="20"/>
-        </w:rPr>
-        <w:t>A  太早的消息已经滚出最近缓冲，系统拿不到材料。只能手写补一页。</w:t>
-      </w:r>
-    </w:p>
-    <w:p>
-      <w:pPr>
-        <w:spacing w:before="120" w:after="20"/>
-      </w:pPr>
-      <w:r>
-        <w:rPr>
-          <w:rFonts w:ascii="Microsoft YaHei" w:hAnsi="Microsoft YaHei" w:eastAsia="Microsoft YaHei"/>
-          <w:b/>
-          <w:color w:val="0E5A68"/>
-          <w:sz w:val="21"/>
-        </w:rPr>
-        <w:t>Q  私密本打不开</w:t>
-      </w:r>
-    </w:p>
-    <w:p>
-      <w:pPr>
-        <w:spacing w:after="80" w:line="336" w:lineRule="auto"/>
-      </w:pPr>
-      <w:r>
-        <w:rPr>
-          <w:rFonts w:ascii="Microsoft YaHei" w:hAnsi="Microsoft YaHei" w:eastAsia="Microsoft YaHei"/>
-          <w:b w:val="0"/>
-          <w:color w:val="24343A"/>
-          <w:sz w:val="20"/>
-        </w:rPr>
-        <w:t>A  先问她密码；输错 3 次会锁 1 小时。忘了可以重置，但新密码只能再问她。</w:t>
-      </w:r>
-    </w:p>
-    <w:p>
-      <w:pPr>
-        <w:spacing w:before="120" w:after="20"/>
-      </w:pPr>
-      <w:r>
-        <w:rPr>
-          <w:rFonts w:ascii="Microsoft YaHei" w:hAnsi="Microsoft YaHei" w:eastAsia="Microsoft YaHei"/>
-          <w:b/>
-          <w:color w:val="0E5A68"/>
-          <w:sz w:val="21"/>
-        </w:rPr>
-        <w:t>Q  点了在新标签打开没反应</w:t>
-      </w:r>
-    </w:p>
-    <w:p>
-      <w:pPr>
-        <w:spacing w:after="80" w:line="336" w:lineRule="auto"/>
-      </w:pPr>
-      <w:r>
-        <w:rPr>
-          <w:rFonts w:ascii="Microsoft YaHei" w:hAnsi="Microsoft YaHei" w:eastAsia="Microsoft YaHei"/>
-          <w:b w:val="0"/>
-          <w:color w:val="24343A"/>
-          <w:sz w:val="20"/>
-        </w:rPr>
-        <w:t>A  DSH 的 webview 可能拦截弹窗；重启 DSH 后重试，或直接访问控制台地址。</w:t>
-      </w:r>
-    </w:p>
-    <w:p>
-      <w:pPr>
-        <w:spacing w:before="120" w:after="20"/>
-      </w:pPr>
-      <w:r>
-        <w:rPr>
-          <w:rFonts w:ascii="Microsoft YaHei" w:hAnsi="Microsoft YaHei" w:eastAsia="Microsoft YaHei"/>
-          <w:b/>
-          <w:color w:val="0E5A68"/>
-          <w:sz w:val="21"/>
-        </w:rPr>
-        <w:t>Q  删除后想恢复</w:t>
-      </w:r>
-    </w:p>
-    <w:p>
-      <w:pPr>
-        <w:spacing w:after="80" w:line="336" w:lineRule="auto"/>
-      </w:pPr>
-      <w:r>
-        <w:rPr>
-          <w:rFonts w:ascii="Microsoft YaHei" w:hAnsi="Microsoft YaHei" w:eastAsia="Microsoft YaHei"/>
-          <w:b w:val="0"/>
-          <w:color w:val="24343A"/>
-          <w:sz w:val="20"/>
-        </w:rPr>
-        <w:t>A  去审计里找对应操作点撤销；如果之后又被改过，撤销会拒绝，避免覆盖新数据。</w:t>
       </w:r>
     </w:p>
     <w:tbl>
@@ -12573,6 +12361,7 @@
           </w:tcPr>
           <w:p>
             <w:pPr>
+              <w:keepNext w:val="0"/>
               <w:spacing w:after="40"/>
             </w:pPr>
             <w:r>
@@ -12587,6 +12376,7 @@
           </w:p>
           <w:p>
             <w:pPr>
+              <w:keepNext w:val="0"/>
               <w:spacing w:after="0" w:line="348" w:lineRule="auto"/>
             </w:pPr>
             <w:r>
@@ -12609,7 +12399,288 @@
     </w:p>
     <w:p>
       <w:pPr>
+        <w:spacing w:before="80" w:after="20"/>
+      </w:pPr>
+      <w:r>
+        <w:rPr>
+          <w:rFonts w:ascii="Microsoft YaHei" w:hAnsi="Microsoft YaHei" w:eastAsia="Microsoft YaHei"/>
+          <w:b/>
+          <w:color w:val="0E5A68"/>
+          <w:sz w:val="21"/>
+        </w:rPr>
+        <w:t>Q  记忆库是红点</w:t>
+      </w:r>
+    </w:p>
+    <w:p>
+      <w:pPr>
+        <w:spacing w:after="40" w:line="324" w:lineRule="auto"/>
+      </w:pPr>
+      <w:r>
+        <w:rPr>
+          <w:rFonts w:ascii="Microsoft YaHei" w:hAnsi="Microsoft YaHei" w:eastAsia="Microsoft YaHei"/>
+          <w:b w:val="0"/>
+          <w:color w:val="24343A"/>
+          <w:sz w:val="20"/>
+        </w:rPr>
+        <w:t>A  memvec 没在跑。检查 127.0.0.1:9881；启动命令见第 2 章。</w:t>
+      </w:r>
+    </w:p>
+    <w:p>
+      <w:pPr>
+        <w:spacing w:before="80" w:after="20"/>
+      </w:pPr>
+      <w:r>
+        <w:rPr>
+          <w:rFonts w:ascii="Microsoft YaHei" w:hAnsi="Microsoft YaHei" w:eastAsia="Microsoft YaHei"/>
+          <w:b/>
+          <w:color w:val="0E5A68"/>
+          <w:sz w:val="21"/>
+        </w:rPr>
+        <w:t>Q  桥接是红点</w:t>
+      </w:r>
+    </w:p>
+    <w:p>
+      <w:pPr>
+        <w:spacing w:after="40" w:line="324" w:lineRule="auto"/>
+      </w:pPr>
+      <w:r>
+        <w:rPr>
+          <w:rFonts w:ascii="Microsoft YaHei" w:hAnsi="Microsoft YaHei" w:eastAsia="Microsoft YaHei"/>
+          <w:b w:val="0"/>
+          <w:color w:val="24343A"/>
+          <w:sz w:val="20"/>
+        </w:rPr>
+        <w:t>A  QQ 桥接没在跑，或 3100 被占用。检查 127.0.0.1:3100。</w:t>
+      </w:r>
+    </w:p>
+    <w:p>
+      <w:pPr>
+        <w:spacing w:before="80" w:after="20"/>
+      </w:pPr>
+      <w:r>
+        <w:rPr>
+          <w:rFonts w:ascii="Microsoft YaHei" w:hAnsi="Microsoft YaHei" w:eastAsia="Microsoft YaHei"/>
+          <w:b/>
+          <w:color w:val="0E5A68"/>
+          <w:sz w:val="21"/>
+        </w:rPr>
+        <w:t>Q  QQ 是红点</w:t>
+      </w:r>
+    </w:p>
+    <w:p>
+      <w:pPr>
+        <w:spacing w:after="40" w:line="324" w:lineRule="auto"/>
+      </w:pPr>
+      <w:r>
+        <w:rPr>
+          <w:rFonts w:ascii="Microsoft YaHei" w:hAnsi="Microsoft YaHei" w:eastAsia="Microsoft YaHei"/>
+          <w:b w:val="0"/>
+          <w:color w:val="24343A"/>
+          <w:sz w:val="20"/>
+        </w:rPr>
+        <w:t>A  桥接连不上 SnowLuma：SnowLuma 没启动、QQ 没登录，或 token 不对。</w:t>
+      </w:r>
+    </w:p>
+    <w:p>
+      <w:pPr>
+        <w:spacing w:before="80" w:after="20"/>
+      </w:pPr>
+      <w:r>
+        <w:rPr>
+          <w:rFonts w:ascii="Microsoft YaHei" w:hAnsi="Microsoft YaHei" w:eastAsia="Microsoft YaHei"/>
+          <w:b/>
+          <w:color w:val="0E5A68"/>
+          <w:sz w:val="21"/>
+        </w:rPr>
+        <w:t>Q  3999 打不开</w:t>
+      </w:r>
+    </w:p>
+    <w:p>
+      <w:pPr>
+        <w:spacing w:after="40" w:line="324" w:lineRule="auto"/>
+      </w:pPr>
+      <w:r>
+        <w:rPr>
+          <w:rFonts w:ascii="Microsoft YaHei" w:hAnsi="Microsoft YaHei" w:eastAsia="Microsoft YaHei"/>
+          <w:b w:val="0"/>
+          <w:color w:val="24343A"/>
+          <w:sz w:val="20"/>
+        </w:rPr>
+        <w:t>A  预览进程没运行。运行 node bin/preview.mjs；它只监听本机。</w:t>
+      </w:r>
+    </w:p>
+    <w:p>
+      <w:pPr>
+        <w:spacing w:before="80" w:after="20"/>
+      </w:pPr>
+      <w:r>
+        <w:rPr>
+          <w:rFonts w:ascii="Microsoft YaHei" w:hAnsi="Microsoft YaHei" w:eastAsia="Microsoft YaHei"/>
+          <w:b/>
+          <w:color w:val="0E5A68"/>
+          <w:sz w:val="21"/>
+        </w:rPr>
+        <w:t>Q  记忆库有数据但页面是空的</w:t>
+      </w:r>
+    </w:p>
+    <w:p>
+      <w:pPr>
+        <w:spacing w:after="40" w:line="324" w:lineRule="auto"/>
+      </w:pPr>
+      <w:r>
+        <w:rPr>
+          <w:rFonts w:ascii="Microsoft YaHei" w:hAnsi="Microsoft YaHei" w:eastAsia="Microsoft YaHei"/>
+          <w:b w:val="0"/>
+          <w:color w:val="24343A"/>
+          <w:sz w:val="20"/>
+        </w:rPr>
+        <w:t>A  先点刷新；再看筛选条件是不是把状态/聊天过滤掉了。</w:t>
+      </w:r>
+    </w:p>
+    <w:p>
+      <w:pPr>
+        <w:spacing w:before="80" w:after="20"/>
+      </w:pPr>
+      <w:r>
+        <w:rPr>
+          <w:rFonts w:ascii="Microsoft YaHei" w:hAnsi="Microsoft YaHei" w:eastAsia="Microsoft YaHei"/>
+          <w:b/>
+          <w:color w:val="0E5A68"/>
+          <w:sz w:val="21"/>
+        </w:rPr>
+        <w:t>Q  改了重要度没变化</w:t>
+      </w:r>
+    </w:p>
+    <w:p>
+      <w:pPr>
+        <w:spacing w:after="40" w:line="324" w:lineRule="auto"/>
+      </w:pPr>
+      <w:r>
+        <w:rPr>
+          <w:rFonts w:ascii="Microsoft YaHei" w:hAnsi="Microsoft YaHei" w:eastAsia="Microsoft YaHei"/>
+          <w:b w:val="0"/>
+          <w:color w:val="24343A"/>
+          <w:sz w:val="20"/>
+        </w:rPr>
+        <w:t>A  排序和衰减不会立刻重排；刷新后看新值，图上的大小要重新加载。</w:t>
+      </w:r>
+    </w:p>
+    <w:p>
+      <w:pPr>
+        <w:spacing w:before="80" w:after="20"/>
+      </w:pPr>
+      <w:r>
+        <w:rPr>
+          <w:rFonts w:ascii="Microsoft YaHei" w:hAnsi="Microsoft YaHei" w:eastAsia="Microsoft YaHei"/>
+          <w:b/>
+          <w:color w:val="0E5A68"/>
+          <w:sz w:val="21"/>
+        </w:rPr>
+        <w:t>Q  日记补写补不回来</w:t>
+      </w:r>
+    </w:p>
+    <w:p>
+      <w:pPr>
+        <w:spacing w:after="40" w:line="324" w:lineRule="auto"/>
+      </w:pPr>
+      <w:r>
+        <w:rPr>
+          <w:rFonts w:ascii="Microsoft YaHei" w:hAnsi="Microsoft YaHei" w:eastAsia="Microsoft YaHei"/>
+          <w:b w:val="0"/>
+          <w:color w:val="24343A"/>
+          <w:sz w:val="20"/>
+        </w:rPr>
+        <w:t>A  太早的消息已经滚出最近缓冲，系统拿不到材料。只能手写补一页。</w:t>
+      </w:r>
+    </w:p>
+    <w:p>
+      <w:pPr>
+        <w:spacing w:before="80" w:after="20"/>
+      </w:pPr>
+      <w:r>
+        <w:rPr>
+          <w:rFonts w:ascii="Microsoft YaHei" w:hAnsi="Microsoft YaHei" w:eastAsia="Microsoft YaHei"/>
+          <w:b/>
+          <w:color w:val="0E5A68"/>
+          <w:sz w:val="21"/>
+        </w:rPr>
+        <w:t>Q  私密本打不开</w:t>
+      </w:r>
+    </w:p>
+    <w:p>
+      <w:pPr>
+        <w:spacing w:after="40" w:line="324" w:lineRule="auto"/>
+      </w:pPr>
+      <w:r>
+        <w:rPr>
+          <w:rFonts w:ascii="Microsoft YaHei" w:hAnsi="Microsoft YaHei" w:eastAsia="Microsoft YaHei"/>
+          <w:b w:val="0"/>
+          <w:color w:val="24343A"/>
+          <w:sz w:val="20"/>
+        </w:rPr>
+        <w:t>A  先问她密码；输错 3 次会锁 1 小时。忘了可以重置，但新密码只能再问她。</w:t>
+      </w:r>
+    </w:p>
+    <w:p>
+      <w:pPr>
+        <w:spacing w:before="80" w:after="20"/>
+      </w:pPr>
+      <w:r>
+        <w:rPr>
+          <w:rFonts w:ascii="Microsoft YaHei" w:hAnsi="Microsoft YaHei" w:eastAsia="Microsoft YaHei"/>
+          <w:b/>
+          <w:color w:val="0E5A68"/>
+          <w:sz w:val="21"/>
+        </w:rPr>
+        <w:t>Q  点了在新标签打开没反应</w:t>
+      </w:r>
+    </w:p>
+    <w:p>
+      <w:pPr>
+        <w:spacing w:after="40" w:line="324" w:lineRule="auto"/>
+      </w:pPr>
+      <w:r>
+        <w:rPr>
+          <w:rFonts w:ascii="Microsoft YaHei" w:hAnsi="Microsoft YaHei" w:eastAsia="Microsoft YaHei"/>
+          <w:b w:val="0"/>
+          <w:color w:val="24343A"/>
+          <w:sz w:val="20"/>
+        </w:rPr>
+        <w:t>A  DSH 的 webview 可能拦截弹窗；重启 DSH 后重试，或直接访问控制台地址。</w:t>
+      </w:r>
+    </w:p>
+    <w:p>
+      <w:pPr>
+        <w:spacing w:before="80" w:after="20"/>
+      </w:pPr>
+      <w:r>
+        <w:rPr>
+          <w:rFonts w:ascii="Microsoft YaHei" w:hAnsi="Microsoft YaHei" w:eastAsia="Microsoft YaHei"/>
+          <w:b/>
+          <w:color w:val="0E5A68"/>
+          <w:sz w:val="21"/>
+        </w:rPr>
+        <w:t>Q  删除后想恢复</w:t>
+      </w:r>
+    </w:p>
+    <w:p>
+      <w:pPr>
+        <w:spacing w:after="40" w:line="324" w:lineRule="auto"/>
+      </w:pPr>
+      <w:r>
+        <w:rPr>
+          <w:rFonts w:ascii="Microsoft YaHei" w:hAnsi="Microsoft YaHei" w:eastAsia="Microsoft YaHei"/>
+          <w:b w:val="0"/>
+          <w:color w:val="24343A"/>
+          <w:sz w:val="20"/>
+        </w:rPr>
+        <w:t>A  去审计里找对应操作点撤销；如果之后又被改过，撤销会拒绝，避免覆盖新数据。</w:t>
+      </w:r>
+    </w:p>
+    <w:p>
+      <w:pPr>
         <w:pStyle w:val="Heading1"/>
+        <w:pageBreakBefore/>
       </w:pPr>
       <w:r>
         <w:t>附录  快速参考</w:t>
@@ -12763,6 +12834,7 @@
           </w:tcPr>
           <w:p>
             <w:pPr>
+              <w:keepNext/>
               <w:spacing w:after="0" w:line="324" w:lineRule="auto"/>
             </w:pPr>
             <w:r>
@@ -12794,6 +12866,7 @@
           </w:tcPr>
           <w:p>
             <w:pPr>
+              <w:keepNext/>
               <w:spacing w:after="0" w:line="324" w:lineRule="auto"/>
             </w:pPr>
             <w:r>
@@ -12825,6 +12898,7 @@
           </w:tcPr>
           <w:p>
             <w:pPr>
+              <w:keepNext/>
               <w:spacing w:after="0" w:line="324" w:lineRule="auto"/>
             </w:pPr>
             <w:r>
@@ -12862,6 +12936,7 @@
           </w:tcPr>
           <w:p>
             <w:pPr>
+              <w:keepNext/>
               <w:spacing w:after="0" w:line="324" w:lineRule="auto"/>
             </w:pPr>
             <w:r>
@@ -12894,6 +12969,7 @@
           </w:tcPr>
           <w:p>
             <w:pPr>
+              <w:keepNext/>
               <w:spacing w:after="0" w:line="324" w:lineRule="auto"/>
             </w:pPr>
             <w:r>
@@ -12926,6 +13002,7 @@
           </w:tcPr>
           <w:p>
             <w:pPr>
+              <w:keepNext/>
               <w:spacing w:after="0" w:line="324" w:lineRule="auto"/>
             </w:pPr>
             <w:r>
@@ -12962,6 +13039,7 @@
           </w:tcPr>
           <w:p>
             <w:pPr>
+              <w:keepNext/>
               <w:spacing w:after="0" w:line="324" w:lineRule="auto"/>
             </w:pPr>
             <w:r>
@@ -12993,6 +13071,7 @@
           </w:tcPr>
           <w:p>
             <w:pPr>
+              <w:keepNext/>
               <w:spacing w:after="0" w:line="324" w:lineRule="auto"/>
             </w:pPr>
             <w:r>
@@ -13024,6 +13103,7 @@
           </w:tcPr>
           <w:p>
             <w:pPr>
+              <w:keepNext/>
               <w:spacing w:after="0" w:line="324" w:lineRule="auto"/>
             </w:pPr>
             <w:r>
@@ -13061,6 +13141,7 @@
           </w:tcPr>
           <w:p>
             <w:pPr>
+              <w:keepNext w:val="0"/>
               <w:spacing w:after="0" w:line="324" w:lineRule="auto"/>
             </w:pPr>
             <w:r>
@@ -13093,6 +13174,7 @@
           </w:tcPr>
           <w:p>
             <w:pPr>
+              <w:keepNext w:val="0"/>
               <w:spacing w:after="0" w:line="324" w:lineRule="auto"/>
             </w:pPr>
             <w:r>
@@ -13125,6 +13207,7 @@
           </w:tcPr>
           <w:p>
             <w:pPr>
+              <w:keepNext w:val="0"/>
               <w:spacing w:after="0" w:line="324" w:lineRule="auto"/>
             </w:pPr>
             <w:r>
@@ -13140,11 +13223,6 @@
         </w:tc>
       </w:tr>
     </w:tbl>
-    <w:p>
-      <w:pPr>
-        <w:spacing w:after="40"/>
-      </w:pPr>
-    </w:p>
     <w:p>
       <w:pPr>
         <w:pStyle w:val="Heading2"/>

--- a/manual/可塑性记忆-使用手册-0.7.2.docx
+++ b/manual/可塑性记忆-使用手册-0.7.2.docx
@@ -12302,6 +12302,89 @@
           <w:sz w:val="21"/>
         </w:rPr>
         <w:t>备份：至少定期复制 memories.db、whale-diary.md、private-diary.vault.json、persona.json、emotion.json、episodes.json；保险箱和密码本分开保管。</w:t>
+      </w:r>
+    </w:p>
+    <w:p>
+      <w:pPr>
+        <w:pStyle w:val="Heading2"/>
+      </w:pPr>
+      <w:r>
+        <w:t>免责声明</w:t>
+      </w:r>
+    </w:p>
+    <w:p>
+      <w:pPr>
+        <w:spacing w:before="0" w:after="120" w:line="360" w:lineRule="auto"/>
+      </w:pPr>
+      <w:r>
+        <w:rPr>
+          <w:rFonts w:ascii="Microsoft YaHei" w:hAnsi="Microsoft YaHei" w:eastAsia="Microsoft YaHei"/>
+          <w:b w:val="0"/>
+          <w:i w:val="0"/>
+          <w:color w:val="24343A"/>
+          <w:sz w:val="21"/>
+        </w:rPr>
+        <w:t>本项目是个人开源项目，不是 DeepSeek、DSH、腾讯 QQ 或 SnowLuma 的官方产品，与其没有隶属或背书关系。</w:t>
+      </w:r>
+    </w:p>
+    <w:p>
+      <w:pPr>
+        <w:pStyle w:val="ListBullet"/>
+        <w:spacing w:after="60" w:line="336" w:lineRule="auto"/>
+      </w:pPr>
+      <w:r>
+        <w:rPr>
+          <w:rFonts w:ascii="Microsoft YaHei" w:hAnsi="Microsoft YaHei" w:eastAsia="Microsoft YaHei"/>
+          <w:b w:val="0"/>
+          <w:color w:val="24343A"/>
+          <w:sz w:val="21"/>
+        </w:rPr>
+        <w:t>自动化收发 QQ 消息可能违反平台条款，存在限流、封号等风险，由使用者自行承担。</w:t>
+      </w:r>
+    </w:p>
+    <w:p>
+      <w:pPr>
+        <w:pStyle w:val="ListBullet"/>
+        <w:spacing w:after="60" w:line="336" w:lineRule="auto"/>
+      </w:pPr>
+      <w:r>
+        <w:rPr>
+          <w:rFonts w:ascii="Microsoft YaHei" w:hAnsi="Microsoft YaHei" w:eastAsia="Microsoft YaHei"/>
+          <w:b w:val="0"/>
+          <w:color w:val="24343A"/>
+          <w:sz w:val="21"/>
+        </w:rPr>
+        <w:t>模型生成的台词、记忆、摘要和情绪判断可能不准确或包含幻觉，请勿用于医疗、法律、财务等专业决策。</w:t>
+      </w:r>
+    </w:p>
+    <w:p>
+      <w:pPr>
+        <w:pStyle w:val="ListBullet"/>
+        <w:spacing w:after="60" w:line="336" w:lineRule="auto"/>
+      </w:pPr>
+      <w:r>
+        <w:rPr>
+          <w:rFonts w:ascii="Microsoft YaHei" w:hAnsi="Microsoft YaHei" w:eastAsia="Microsoft YaHei"/>
+          <w:b w:val="0"/>
+          <w:color w:val="24343A"/>
+          <w:sz w:val="21"/>
+        </w:rPr>
+        <w:t>数据默认保存在本机，备份、隐私和访问控制由使用者负责；删除或轮换可能造成不可恢复的数据丢失。</w:t>
+      </w:r>
+    </w:p>
+    <w:p>
+      <w:pPr>
+        <w:pStyle w:val="ListBullet"/>
+        <w:spacing w:after="60" w:line="336" w:lineRule="auto"/>
+      </w:pPr>
+      <w:r>
+        <w:rPr>
+          <w:rFonts w:ascii="Microsoft YaHei" w:hAnsi="Microsoft YaHei" w:eastAsia="Microsoft YaHei"/>
+          <w:b w:val="0"/>
+          <w:color w:val="24343A"/>
+          <w:sz w:val="21"/>
+        </w:rPr>
+        <w:t>本项目按“现状”提供，不附带担保；作者不对数据丢失、账号处罚或模型输出造成的损失负责。完整条款见仓库 DISCLAIMER.md。</w:t>
       </w:r>
     </w:p>
     <w:p>

--- a/manual/可塑性记忆-使用手册-0.7.2.docx
+++ b/manual/可塑性记忆-使用手册-0.7.2.docx
@@ -5433,6 +5433,21 @@
           <w:sz w:val="21"/>
         </w:rPr>
         <w:t>候选记忆需要确认才会变成正式记忆。候选列表里可以逐条确认，也可以批量处理。</w:t>
+      </w:r>
+    </w:p>
+    <w:p>
+      <w:pPr>
+        <w:spacing w:before="0" w:after="120" w:line="360" w:lineRule="auto"/>
+      </w:pPr>
+      <w:r>
+        <w:rPr>
+          <w:rFonts w:ascii="Microsoft YaHei" w:hAnsi="Microsoft YaHei" w:eastAsia="Microsoft YaHei"/>
+          <w:b w:val="0"/>
+          <w:i w:val="0"/>
+          <w:color w:val="24343A"/>
+          <w:sz w:val="21"/>
+        </w:rPr>
+        <w:t>重复事件会自动合并：10 月 1 日和 10 月 2 日都去广场，会并成一条「2026 年 10 月 1 日、10 月 2 日，去广场玩了」，不新增行；服务启动和每 6 小时也会回头合并历史重复。</w:t>
       </w:r>
     </w:p>
     <w:p>

--- a/manual/可塑性记忆-使用手册-0.7.2.docx
+++ b/manual/可塑性记忆-使用手册-0.7.2.docx
@@ -12400,6 +12400,74 @@
           <w:sz w:val="21"/>
         </w:rPr>
         <w:t>本项目按“现状”提供，不附带担保；作者不对数据丢失、账号处罚或模型输出造成的损失负责。完整条款见仓库 DISCLAIMER.md。</w:t>
+      </w:r>
+    </w:p>
+    <w:p>
+      <w:pPr>
+        <w:pStyle w:val="Heading2"/>
+      </w:pPr>
+      <w:r>
+        <w:t>致谢</w:t>
+      </w:r>
+    </w:p>
+    <w:p>
+      <w:pPr>
+        <w:spacing w:before="0" w:after="120" w:line="360" w:lineRule="auto"/>
+      </w:pPr>
+      <w:r>
+        <w:rPr>
+          <w:rFonts w:ascii="Microsoft YaHei" w:hAnsi="Microsoft YaHei" w:eastAsia="Microsoft YaHei"/>
+          <w:b w:val="0"/>
+          <w:i w:val="0"/>
+          <w:color w:val="24343A"/>
+          <w:sz w:val="21"/>
+        </w:rPr>
+        <w:t>这个项目不是一个人想出来的：最早的想法、主动联系和催睡的节奏、记忆分层和轮换的规则，很多来自群友的试用、反例和讨论。</w:t>
+      </w:r>
+    </w:p>
+    <w:p>
+      <w:pPr>
+        <w:pStyle w:val="ListBullet"/>
+        <w:spacing w:after="60" w:line="336" w:lineRule="auto"/>
+      </w:pPr>
+      <w:r>
+        <w:rPr>
+          <w:rFonts w:ascii="Microsoft YaHei" w:hAnsi="Microsoft YaHei" w:eastAsia="Microsoft YaHei"/>
+          <w:b w:val="0"/>
+          <w:color w:val="24343A"/>
+          <w:sz w:val="21"/>
+        </w:rPr>
+        <w:t>技术上站在 DSH、SnowLuma / OneBot、BAAI BGE、FastEmbed、force-graph、SQLite 这些项目上。</w:t>
+      </w:r>
+    </w:p>
+    <w:p>
+      <w:pPr>
+        <w:pStyle w:val="ListBullet"/>
+        <w:spacing w:after="60" w:line="336" w:lineRule="auto"/>
+      </w:pPr>
+      <w:r>
+        <w:rPr>
+          <w:rFonts w:ascii="Microsoft YaHei" w:hAnsi="Microsoft YaHei" w:eastAsia="Microsoft YaHei"/>
+          <w:b w:val="0"/>
+          <w:color w:val="24343A"/>
+          <w:sz w:val="21"/>
+        </w:rPr>
+        <w:t>思路也参考过 MemGPT、Generative Agents、mem0 等记忆系统；参考只影响设计，不包含它们的代码。</w:t>
+      </w:r>
+    </w:p>
+    <w:p>
+      <w:pPr>
+        <w:pStyle w:val="ListBullet"/>
+        <w:spacing w:after="60" w:line="336" w:lineRule="auto"/>
+      </w:pPr>
+      <w:r>
+        <w:rPr>
+          <w:rFonts w:ascii="Microsoft YaHei" w:hAnsi="Microsoft YaHei" w:eastAsia="Microsoft YaHei"/>
+          <w:b w:val="0"/>
+          <w:color w:val="24343A"/>
+          <w:sz w:val="21"/>
+        </w:rPr>
+        <w:t>为了不替别人公开身份，手册不逐一列名；愿意具名的朋友可以直接补进 ACKNOWLEDGEMENTS.md。</w:t>
       </w:r>
     </w:p>
     <w:p>
